--- a/Travel Stories.docx
+++ b/Travel Stories.docx
@@ -34,7 +34,11 @@
         </w:rPr>
       </w:pPr>
       <w:r>
-        <w:rPr/>
+        <w:rPr>
+          <w:rFonts w:ascii="Times New Roman" w:hAnsi="Times New Roman"/>
+          <w:b w:val="false"/>
+          <w:bCs w:val="false"/>
+        </w:rPr>
       </w:r>
     </w:p>
     <w:p>
@@ -1062,6 +1066,510 @@
           <w:sz w:val="24"/>
           <w:szCs w:val="24"/>
         </w:rPr>
+      </w:r>
+      <w:r>
+        <w:br w:type="page"/>
+      </w:r>
+    </w:p>
+    <w:p>
+      <w:pPr>
+        <w:pStyle w:val="Normal"/>
+        <w:bidi w:val="0"/>
+        <w:spacing w:lineRule="auto" w:line="240" w:before="0" w:after="0"/>
+        <w:jc w:val="left"/>
+        <w:rPr>
+          <w:rFonts w:ascii="Times New Roman" w:hAnsi="Times New Roman"/>
+          <w:b/>
+          <w:bCs/>
+          <w:sz w:val="24"/>
+          <w:szCs w:val="24"/>
+        </w:rPr>
+      </w:pPr>
+      <w:r>
+        <w:rPr>
+          <w:rFonts w:ascii="Times New Roman" w:hAnsi="Times New Roman"/>
+          <w:b/>
+          <w:bCs/>
+          <w:sz w:val="24"/>
+          <w:szCs w:val="24"/>
+        </w:rPr>
+        <w:t>Heaven on Earth – Valley of Flowers, Chamoli District, Uttrakhand – August 2026</w:t>
+      </w:r>
+    </w:p>
+    <w:p>
+      <w:pPr>
+        <w:pStyle w:val="Normal"/>
+        <w:bidi w:val="0"/>
+        <w:spacing w:lineRule="auto" w:line="240" w:before="0" w:after="0"/>
+        <w:jc w:val="left"/>
+        <w:rPr>
+          <w:rFonts w:ascii="Times New Roman" w:hAnsi="Times New Roman"/>
+          <w:b/>
+          <w:bCs/>
+          <w:sz w:val="24"/>
+          <w:szCs w:val="24"/>
+        </w:rPr>
+      </w:pPr>
+      <w:r>
+        <w:rPr>
+          <w:rFonts w:ascii="Times New Roman" w:hAnsi="Times New Roman"/>
+          <w:b/>
+          <w:bCs/>
+          <w:sz w:val="24"/>
+          <w:szCs w:val="24"/>
+        </w:rPr>
+      </w:r>
+    </w:p>
+    <w:p>
+      <w:pPr>
+        <w:pStyle w:val="Normal"/>
+        <w:bidi w:val="0"/>
+        <w:spacing w:lineRule="auto" w:line="240" w:before="0" w:after="0"/>
+        <w:jc w:val="left"/>
+        <w:rPr>
+          <w:rFonts w:ascii="Times New Roman" w:hAnsi="Times New Roman"/>
+          <w:b/>
+          <w:bCs/>
+          <w:sz w:val="24"/>
+          <w:szCs w:val="24"/>
+        </w:rPr>
+      </w:pPr>
+      <w:r>
+        <w:rPr>
+          <w:rFonts w:ascii="Times New Roman" w:hAnsi="Times New Roman"/>
+          <w:b/>
+          <w:bCs/>
+          <w:sz w:val="24"/>
+          <w:szCs w:val="24"/>
+        </w:rPr>
+        <w:t>Part 1 – Badrinath – Vasudhara Falls</w:t>
+      </w:r>
+    </w:p>
+    <w:p>
+      <w:pPr>
+        <w:pStyle w:val="Normal"/>
+        <w:spacing w:lineRule="auto" w:line="240"/>
+        <w:rPr>
+          <w:rFonts w:ascii="Times New Roman" w:hAnsi="Times New Roman"/>
+          <w:b/>
+          <w:bCs/>
+        </w:rPr>
+      </w:pPr>
+      <w:r>
+        <w:rPr>
+          <w:rFonts w:ascii="Times New Roman" w:hAnsi="Times New Roman"/>
+          <w:b/>
+          <w:bCs/>
+        </w:rPr>
+      </w:r>
+    </w:p>
+    <w:p>
+      <w:pPr>
+        <w:pStyle w:val="BodyText"/>
+        <w:bidi w:val="0"/>
+        <w:spacing w:lineRule="auto" w:line="240" w:before="0" w:after="0"/>
+        <w:jc w:val="left"/>
+        <w:rPr>
+          <w:rFonts w:ascii="Times New Roman" w:hAnsi="Times New Roman"/>
+          <w:b w:val="false"/>
+          <w:bCs w:val="false"/>
+          <w:sz w:val="24"/>
+          <w:szCs w:val="24"/>
+        </w:rPr>
+      </w:pPr>
+      <w:r>
+        <w:rPr>
+          <w:rFonts w:ascii="Times New Roman" w:hAnsi="Times New Roman"/>
+          <w:b w:val="false"/>
+          <w:bCs w:val="false"/>
+          <w:sz w:val="24"/>
+          <w:szCs w:val="24"/>
+        </w:rPr>
+        <w:t>My sincere gratitude to the Almighty in fulfilling a promise I made to my wife 18 years back! Yes, the last time I visited this amazing place was in 2008, and unfortunately, my wife had to drop out of this trip at the last minute. Time has flown fast and furious, and it occurred to me that each year I am getting older, and so is my wife! So, I had to make up my mind because I am no longer in my early 40s. I am as young as I could be at 63, and my wife at 59; it became clear that I had to take her to this place this year, now, this August. And, yes, we did it—together—fighting against all odds. Yes: my aging knee, a stomach infection that my wife brought with her from Delhi, the risks and challenges of the July monsoon, particularly in the Himalayan region, etc.</w:t>
+      </w:r>
+    </w:p>
+    <w:p>
+      <w:pPr>
+        <w:pStyle w:val="BodyText"/>
+        <w:bidi w:val="0"/>
+        <w:spacing w:lineRule="auto" w:line="240" w:before="0" w:after="0"/>
+        <w:jc w:val="left"/>
+        <w:rPr>
+          <w:rFonts w:ascii="Times New Roman" w:hAnsi="Times New Roman"/>
+          <w:b w:val="false"/>
+          <w:bCs w:val="false"/>
+          <w:sz w:val="24"/>
+          <w:szCs w:val="24"/>
+        </w:rPr>
+      </w:pPr>
+      <w:r>
+        <w:rPr>
+          <w:rFonts w:ascii="Times New Roman" w:hAnsi="Times New Roman"/>
+          <w:b w:val="false"/>
+          <w:bCs w:val="false"/>
+          <w:sz w:val="24"/>
+          <w:szCs w:val="24"/>
+        </w:rPr>
+      </w:r>
+    </w:p>
+    <w:p>
+      <w:pPr>
+        <w:pStyle w:val="BodyText"/>
+        <w:spacing w:lineRule="auto" w:line="240" w:before="0" w:after="0"/>
+        <w:rPr>
+          <w:rFonts w:ascii="Times New Roman" w:hAnsi="Times New Roman"/>
+        </w:rPr>
+      </w:pPr>
+      <w:r>
+        <w:rPr>
+          <w:rFonts w:ascii="Times New Roman" w:hAnsi="Times New Roman"/>
+        </w:rPr>
+        <w:t>The itinerary was very straightforward. Our idea was not to exert and to enjoy the trip in a relaxed manner, without rushing and taking adequate halts in between. The bottom line was not to take any chance that might cause fatigue! With that in mind, we made some extra pit stops that would not have been part of the itinerary a couple of decades ago. It is more a matter of the will of the mind than the body!</w:t>
+      </w:r>
+    </w:p>
+    <w:p>
+      <w:pPr>
+        <w:pStyle w:val="BodyText"/>
+        <w:numPr>
+          <w:ilvl w:val="0"/>
+          <w:numId w:val="2"/>
+        </w:numPr>
+        <w:tabs>
+          <w:tab w:val="clear" w:pos="709"/>
+          <w:tab w:val="left" w:pos="0" w:leader="none"/>
+        </w:tabs>
+        <w:spacing w:lineRule="auto" w:line="240" w:before="0" w:after="0"/>
+        <w:ind w:hanging="283" w:left="709"/>
+        <w:rPr>
+          <w:rFonts w:ascii="Times New Roman" w:hAnsi="Times New Roman"/>
+        </w:rPr>
+      </w:pPr>
+      <w:r>
+        <w:rPr>
+          <w:rFonts w:ascii="Times New Roman" w:hAnsi="Times New Roman"/>
+        </w:rPr>
+        <w:t>Delhi to Haridwar (by train) and overnight stay</w:t>
+      </w:r>
+    </w:p>
+    <w:p>
+      <w:pPr>
+        <w:pStyle w:val="BodyText"/>
+        <w:numPr>
+          <w:ilvl w:val="0"/>
+          <w:numId w:val="2"/>
+        </w:numPr>
+        <w:tabs>
+          <w:tab w:val="clear" w:pos="709"/>
+          <w:tab w:val="left" w:pos="0" w:leader="none"/>
+        </w:tabs>
+        <w:spacing w:lineRule="auto" w:line="240" w:before="0" w:after="0"/>
+        <w:ind w:hanging="283" w:left="709"/>
+        <w:rPr>
+          <w:rFonts w:ascii="Times New Roman" w:hAnsi="Times New Roman"/>
+        </w:rPr>
+      </w:pPr>
+      <w:r>
+        <w:rPr>
+          <w:rFonts w:ascii="Times New Roman" w:hAnsi="Times New Roman"/>
+        </w:rPr>
+        <w:t>Haridwar to Pipalkoti (overnight stay)</w:t>
+      </w:r>
+    </w:p>
+    <w:p>
+      <w:pPr>
+        <w:pStyle w:val="BodyText"/>
+        <w:numPr>
+          <w:ilvl w:val="0"/>
+          <w:numId w:val="2"/>
+        </w:numPr>
+        <w:tabs>
+          <w:tab w:val="clear" w:pos="709"/>
+          <w:tab w:val="left" w:pos="0" w:leader="none"/>
+        </w:tabs>
+        <w:spacing w:lineRule="auto" w:line="240" w:before="0" w:after="0"/>
+        <w:ind w:hanging="283" w:left="709"/>
+        <w:rPr>
+          <w:rFonts w:ascii="Times New Roman" w:hAnsi="Times New Roman"/>
+        </w:rPr>
+      </w:pPr>
+      <w:r>
+        <w:rPr>
+          <w:rFonts w:ascii="Times New Roman" w:hAnsi="Times New Roman"/>
+        </w:rPr>
+        <w:t>Pipalkoti to Badrinath (overnight stay) and trek to Mana Village, Bhim Pul, and Vasudhara Falls</w:t>
+      </w:r>
+    </w:p>
+    <w:p>
+      <w:pPr>
+        <w:pStyle w:val="BodyText"/>
+        <w:numPr>
+          <w:ilvl w:val="0"/>
+          <w:numId w:val="2"/>
+        </w:numPr>
+        <w:tabs>
+          <w:tab w:val="clear" w:pos="709"/>
+          <w:tab w:val="left" w:pos="0" w:leader="none"/>
+        </w:tabs>
+        <w:spacing w:lineRule="auto" w:line="240" w:before="0" w:after="0"/>
+        <w:ind w:hanging="283" w:left="709"/>
+        <w:rPr>
+          <w:rFonts w:ascii="Times New Roman" w:hAnsi="Times New Roman"/>
+        </w:rPr>
+      </w:pPr>
+      <w:r>
+        <w:rPr>
+          <w:rFonts w:ascii="Times New Roman" w:hAnsi="Times New Roman"/>
+        </w:rPr>
+        <w:t>Badrinath to Govindghat (by road) and trek to Ghangaria (about 11 km—one way)</w:t>
+      </w:r>
+    </w:p>
+    <w:p>
+      <w:pPr>
+        <w:pStyle w:val="BodyText"/>
+        <w:numPr>
+          <w:ilvl w:val="0"/>
+          <w:numId w:val="2"/>
+        </w:numPr>
+        <w:tabs>
+          <w:tab w:val="clear" w:pos="709"/>
+          <w:tab w:val="left" w:pos="0" w:leader="none"/>
+        </w:tabs>
+        <w:spacing w:lineRule="auto" w:line="240" w:before="0" w:after="0"/>
+        <w:ind w:hanging="283" w:left="709"/>
+        <w:rPr>
+          <w:rFonts w:ascii="Times New Roman" w:hAnsi="Times New Roman"/>
+        </w:rPr>
+      </w:pPr>
+      <w:r>
+        <w:rPr>
+          <w:rFonts w:ascii="Times New Roman" w:hAnsi="Times New Roman"/>
+        </w:rPr>
+        <w:t>Ghangaria to VOF (trek)—(15 km both ways)</w:t>
+      </w:r>
+    </w:p>
+    <w:p>
+      <w:pPr>
+        <w:pStyle w:val="BodyText"/>
+        <w:numPr>
+          <w:ilvl w:val="0"/>
+          <w:numId w:val="2"/>
+        </w:numPr>
+        <w:tabs>
+          <w:tab w:val="clear" w:pos="709"/>
+          <w:tab w:val="left" w:pos="0" w:leader="none"/>
+        </w:tabs>
+        <w:spacing w:lineRule="auto" w:line="240" w:before="0" w:after="0"/>
+        <w:ind w:hanging="283" w:left="709"/>
+        <w:rPr>
+          <w:rFonts w:ascii="Times New Roman" w:hAnsi="Times New Roman"/>
+        </w:rPr>
+      </w:pPr>
+      <w:r>
+        <w:rPr>
+          <w:rFonts w:ascii="Times New Roman" w:hAnsi="Times New Roman"/>
+        </w:rPr>
+        <w:t>Ghangaria to Hemkund Sahib (trek)—(12 km both ways)</w:t>
+      </w:r>
+    </w:p>
+    <w:p>
+      <w:pPr>
+        <w:pStyle w:val="BodyText"/>
+        <w:numPr>
+          <w:ilvl w:val="0"/>
+          <w:numId w:val="2"/>
+        </w:numPr>
+        <w:tabs>
+          <w:tab w:val="clear" w:pos="709"/>
+          <w:tab w:val="left" w:pos="0" w:leader="none"/>
+        </w:tabs>
+        <w:spacing w:lineRule="auto" w:line="240" w:before="0" w:after="0"/>
+        <w:ind w:hanging="283" w:left="709"/>
+        <w:rPr>
+          <w:rFonts w:ascii="Times New Roman" w:hAnsi="Times New Roman"/>
+        </w:rPr>
+      </w:pPr>
+      <w:r>
+        <w:rPr>
+          <w:rFonts w:ascii="Times New Roman" w:hAnsi="Times New Roman"/>
+        </w:rPr>
+        <w:t>Ghangaria to Govindghat (return trek)</w:t>
+      </w:r>
+    </w:p>
+    <w:p>
+      <w:pPr>
+        <w:pStyle w:val="BodyText"/>
+        <w:numPr>
+          <w:ilvl w:val="0"/>
+          <w:numId w:val="2"/>
+        </w:numPr>
+        <w:tabs>
+          <w:tab w:val="clear" w:pos="709"/>
+          <w:tab w:val="left" w:pos="0" w:leader="none"/>
+        </w:tabs>
+        <w:spacing w:lineRule="auto" w:line="240" w:before="0" w:after="0"/>
+        <w:ind w:hanging="283" w:left="709"/>
+        <w:rPr>
+          <w:rFonts w:ascii="Times New Roman" w:hAnsi="Times New Roman"/>
+        </w:rPr>
+      </w:pPr>
+      <w:r>
+        <w:rPr>
+          <w:rFonts w:ascii="Times New Roman" w:hAnsi="Times New Roman"/>
+        </w:rPr>
+        <w:t>Govindghat to Pipalkoti (overnight stay)</w:t>
+      </w:r>
+    </w:p>
+    <w:p>
+      <w:pPr>
+        <w:pStyle w:val="BodyText"/>
+        <w:numPr>
+          <w:ilvl w:val="0"/>
+          <w:numId w:val="2"/>
+        </w:numPr>
+        <w:tabs>
+          <w:tab w:val="clear" w:pos="709"/>
+          <w:tab w:val="left" w:pos="0" w:leader="none"/>
+        </w:tabs>
+        <w:spacing w:lineRule="auto" w:line="240" w:before="0" w:after="0"/>
+        <w:ind w:hanging="283" w:left="709"/>
+        <w:rPr>
+          <w:rFonts w:ascii="Times New Roman" w:hAnsi="Times New Roman"/>
+        </w:rPr>
+      </w:pPr>
+      <w:r>
+        <w:rPr>
+          <w:rFonts w:ascii="Times New Roman" w:hAnsi="Times New Roman"/>
+        </w:rPr>
+        <w:t>Pipalkoti to Rishikesh (overnight stay)</w:t>
+      </w:r>
+    </w:p>
+    <w:p>
+      <w:pPr>
+        <w:pStyle w:val="BodyText"/>
+        <w:numPr>
+          <w:ilvl w:val="0"/>
+          <w:numId w:val="2"/>
+        </w:numPr>
+        <w:tabs>
+          <w:tab w:val="clear" w:pos="709"/>
+          <w:tab w:val="left" w:pos="0" w:leader="none"/>
+        </w:tabs>
+        <w:spacing w:lineRule="auto" w:line="240" w:before="0" w:after="0"/>
+        <w:ind w:hanging="283" w:left="709"/>
+        <w:rPr>
+          <w:rFonts w:ascii="Times New Roman" w:hAnsi="Times New Roman"/>
+        </w:rPr>
+      </w:pPr>
+      <w:r>
+        <w:rPr>
+          <w:rFonts w:ascii="Times New Roman" w:hAnsi="Times New Roman"/>
+        </w:rPr>
+        <w:t>Rishikesh to Haridwar to Delhi (by train)</w:t>
+      </w:r>
+    </w:p>
+    <w:p>
+      <w:pPr>
+        <w:pStyle w:val="BodyText"/>
+        <w:spacing w:lineRule="auto" w:line="240" w:before="0" w:after="0"/>
+        <w:rPr>
+          <w:rFonts w:ascii="Times New Roman" w:hAnsi="Times New Roman"/>
+        </w:rPr>
+      </w:pPr>
+      <w:r>
+        <w:rPr>
+          <w:rFonts w:ascii="Times New Roman" w:hAnsi="Times New Roman"/>
+        </w:rPr>
+      </w:r>
+    </w:p>
+    <w:p>
+      <w:pPr>
+        <w:pStyle w:val="BodyText"/>
+        <w:spacing w:lineRule="auto" w:line="240" w:before="0" w:after="0"/>
+        <w:rPr>
+          <w:rFonts w:ascii="Times New Roman" w:hAnsi="Times New Roman"/>
+        </w:rPr>
+      </w:pPr>
+      <w:r>
+        <w:rPr>
+          <w:rFonts w:ascii="Times New Roman" w:hAnsi="Times New Roman"/>
+        </w:rPr>
+        <w:t>While I do not want to go into the details about the hotels and the stays, I just wanted to share the highlights from this trip. To start with, Vasudhara Falls turned out to be an absolute gift of the divine force. Personally, this was my 5th trip to Badrinath (previously visited in 1992, 1994, 1998, and 2008), and every previous attempt to reach Vasudhara Falls failed—merely by looking at the daunting, arduous cobblestone pathway. Yes. In spite of my youthfulness to support me, I would simply return after trekking for a couple of meters. But this time, fortune favored the brave, defying old age and its related ailments. Thanks to my good friend and her spouse for their keenness in getting a firsthand experience of trekking in the Himalayas, my wife and I attempted this trek. At several places, my body literally gave up and was forcing my mind to retreat. But the strength of mind prevailed. At halfway through the trek, the sight of a tall waterfall with its milky water flowing down was a perfect motivation. Egged on by passersby, we slowly approached the waterfall. And my eyes could not believe the sheer sight of what I was witnessing in front of me. Let my photos convey what I witnessed. I had not known the story behind this place. The falls are considered a gateway to heaven because the Pandavas apparently went this way. The side story is that Bhim Pul (Bhim's Bridge) was made by Bhim, who pushed a huge rock over the Pushpavati River so that his brothers and Draupadi could cross the river! The view of Bhim Pul is also something one should not miss. It is right after Mana Village (the first or the last village), depending on how one looks at it!</w:t>
+      </w:r>
+    </w:p>
+    <w:p>
+      <w:pPr>
+        <w:pStyle w:val="BodyText"/>
+        <w:spacing w:lineRule="auto" w:line="240" w:before="0" w:after="0"/>
+        <w:rPr>
+          <w:rFonts w:ascii="Times New Roman" w:hAnsi="Times New Roman"/>
+        </w:rPr>
+      </w:pPr>
+      <w:r>
+        <w:rPr>
+          <w:rFonts w:ascii="Times New Roman" w:hAnsi="Times New Roman"/>
+        </w:rPr>
+      </w:r>
+    </w:p>
+    <w:p>
+      <w:pPr>
+        <w:pStyle w:val="BodyText"/>
+        <w:spacing w:lineRule="auto" w:line="240" w:before="0" w:after="0"/>
+        <w:rPr>
+          <w:rFonts w:ascii="Times New Roman" w:hAnsi="Times New Roman"/>
+        </w:rPr>
+      </w:pPr>
+      <w:r>
+        <w:rPr>
+          <w:rFonts w:ascii="Times New Roman" w:hAnsi="Times New Roman"/>
+        </w:rPr>
+        <w:t>So, with the icy water droplets sprinkling over us due to the wind, we received the blessings of the Almighty for having visited the gateway to heaven! And throughout that day, until we hit the bed, our thoughts and talks were only about how wonderful the trek to Vasudhara Falls was. Thankfully, it is not commercialized and has retained its pristine beauty. Hopefully, it remains so.</w:t>
+      </w:r>
+    </w:p>
+    <w:p>
+      <w:pPr>
+        <w:pStyle w:val="Normal"/>
+        <w:bidi w:val="0"/>
+        <w:spacing w:lineRule="auto" w:line="240" w:before="0" w:after="0"/>
+        <w:jc w:val="left"/>
+        <w:rPr>
+          <w:rFonts w:ascii="Times New Roman" w:hAnsi="Times New Roman"/>
+          <w:b w:val="false"/>
+          <w:bCs w:val="false"/>
+          <w:sz w:val="24"/>
+          <w:szCs w:val="24"/>
+        </w:rPr>
+      </w:pPr>
+      <w:r>
+        <w:rPr>
+          <w:rFonts w:ascii="Times New Roman" w:hAnsi="Times New Roman"/>
+          <w:b w:val="false"/>
+          <w:bCs w:val="false"/>
+          <w:sz w:val="24"/>
+          <w:szCs w:val="24"/>
+        </w:rPr>
+      </w:r>
+      <w:r>
+        <w:br w:type="page"/>
+      </w:r>
+    </w:p>
+    <w:p>
+      <w:pPr>
+        <w:pStyle w:val="Normal"/>
+        <w:bidi w:val="0"/>
+        <w:spacing w:lineRule="auto" w:line="240" w:before="0" w:after="0"/>
+        <w:jc w:val="left"/>
+        <w:rPr>
+          <w:rFonts w:ascii="Times New Roman" w:hAnsi="Times New Roman"/>
+        </w:rPr>
+      </w:pPr>
+      <w:r>
+        <w:rPr>
+          <w:rFonts w:ascii="Times New Roman" w:hAnsi="Times New Roman"/>
+          <w:b/>
+          <w:bCs/>
+          <w:sz w:val="24"/>
+          <w:szCs w:val="24"/>
+        </w:rPr>
         <w:t xml:space="preserve">Megamalai (Tamil Nadu) - </w:t>
       </w:r>
       <w:r>
@@ -4313,7 +4821,7 @@
     <w:sectPr>
       <w:type w:val="nextPage"/>
       <w:pgSz w:w="11906" w:h="16838"/>
-      <w:pgMar w:left="1134" w:right="1134" w:gutter="0" w:header="0" w:top="1134" w:footer="0" w:bottom="1134"/>
+      <w:pgMar w:left="1134" w:right="1134" w:gutter="0" w:header="0" w:top="1134" w:footer="0" w:bottom="586"/>
       <w:pgNumType w:fmt="decimal"/>
       <w:formProt w:val="false"/>
       <w:textDirection w:val="lrTb"/>
@@ -4465,6 +4973,143 @@
   <w:abstractNum w:abstractNumId="2">
     <w:lvl w:ilvl="0">
       <w:start w:val="1"/>
+      <w:numFmt w:val="bullet"/>
+      <w:lvlText w:val=""/>
+      <w:lvlJc w:val="left"/>
+      <w:pPr>
+        <w:tabs>
+          <w:tab w:val="num" w:pos="709"/>
+        </w:tabs>
+        <w:ind w:left="709" w:hanging="283"/>
+      </w:pPr>
+      <w:rPr>
+        <w:rFonts w:ascii="Symbol" w:hAnsi="Symbol" w:cs="Symbol" w:hint="default"/>
+      </w:rPr>
+    </w:lvl>
+    <w:lvl w:ilvl="1">
+      <w:start w:val="1"/>
+      <w:numFmt w:val="bullet"/>
+      <w:lvlText w:val=""/>
+      <w:lvlJc w:val="left"/>
+      <w:pPr>
+        <w:tabs>
+          <w:tab w:val="num" w:pos="1418"/>
+        </w:tabs>
+        <w:ind w:left="1418" w:hanging="283"/>
+      </w:pPr>
+      <w:rPr>
+        <w:rFonts w:ascii="Symbol" w:hAnsi="Symbol" w:cs="Symbol" w:hint="default"/>
+      </w:rPr>
+    </w:lvl>
+    <w:lvl w:ilvl="2">
+      <w:start w:val="1"/>
+      <w:numFmt w:val="bullet"/>
+      <w:lvlText w:val=""/>
+      <w:lvlJc w:val="left"/>
+      <w:pPr>
+        <w:tabs>
+          <w:tab w:val="num" w:pos="2127"/>
+        </w:tabs>
+        <w:ind w:left="2127" w:hanging="283"/>
+      </w:pPr>
+      <w:rPr>
+        <w:rFonts w:ascii="Symbol" w:hAnsi="Symbol" w:cs="Symbol" w:hint="default"/>
+      </w:rPr>
+    </w:lvl>
+    <w:lvl w:ilvl="3">
+      <w:start w:val="1"/>
+      <w:numFmt w:val="bullet"/>
+      <w:lvlText w:val=""/>
+      <w:lvlJc w:val="left"/>
+      <w:pPr>
+        <w:tabs>
+          <w:tab w:val="num" w:pos="2836"/>
+        </w:tabs>
+        <w:ind w:left="2836" w:hanging="283"/>
+      </w:pPr>
+      <w:rPr>
+        <w:rFonts w:ascii="Symbol" w:hAnsi="Symbol" w:cs="Symbol" w:hint="default"/>
+      </w:rPr>
+    </w:lvl>
+    <w:lvl w:ilvl="4">
+      <w:start w:val="1"/>
+      <w:numFmt w:val="bullet"/>
+      <w:lvlText w:val=""/>
+      <w:lvlJc w:val="left"/>
+      <w:pPr>
+        <w:tabs>
+          <w:tab w:val="num" w:pos="3545"/>
+        </w:tabs>
+        <w:ind w:left="3545" w:hanging="283"/>
+      </w:pPr>
+      <w:rPr>
+        <w:rFonts w:ascii="Symbol" w:hAnsi="Symbol" w:cs="Symbol" w:hint="default"/>
+      </w:rPr>
+    </w:lvl>
+    <w:lvl w:ilvl="5">
+      <w:start w:val="1"/>
+      <w:numFmt w:val="bullet"/>
+      <w:lvlText w:val=""/>
+      <w:lvlJc w:val="left"/>
+      <w:pPr>
+        <w:tabs>
+          <w:tab w:val="num" w:pos="4254"/>
+        </w:tabs>
+        <w:ind w:left="4254" w:hanging="283"/>
+      </w:pPr>
+      <w:rPr>
+        <w:rFonts w:ascii="Symbol" w:hAnsi="Symbol" w:cs="Symbol" w:hint="default"/>
+      </w:rPr>
+    </w:lvl>
+    <w:lvl w:ilvl="6">
+      <w:start w:val="1"/>
+      <w:numFmt w:val="bullet"/>
+      <w:lvlText w:val=""/>
+      <w:lvlJc w:val="left"/>
+      <w:pPr>
+        <w:tabs>
+          <w:tab w:val="num" w:pos="4963"/>
+        </w:tabs>
+        <w:ind w:left="4963" w:hanging="283"/>
+      </w:pPr>
+      <w:rPr>
+        <w:rFonts w:ascii="Symbol" w:hAnsi="Symbol" w:cs="Symbol" w:hint="default"/>
+      </w:rPr>
+    </w:lvl>
+    <w:lvl w:ilvl="7">
+      <w:start w:val="1"/>
+      <w:numFmt w:val="bullet"/>
+      <w:lvlText w:val=""/>
+      <w:lvlJc w:val="left"/>
+      <w:pPr>
+        <w:tabs>
+          <w:tab w:val="num" w:pos="5672"/>
+        </w:tabs>
+        <w:ind w:left="5672" w:hanging="283"/>
+      </w:pPr>
+      <w:rPr>
+        <w:rFonts w:ascii="Symbol" w:hAnsi="Symbol" w:cs="Symbol" w:hint="default"/>
+      </w:rPr>
+    </w:lvl>
+    <w:lvl w:ilvl="8">
+      <w:start w:val="1"/>
+      <w:numFmt w:val="bullet"/>
+      <w:lvlText w:val=""/>
+      <w:lvlJc w:val="left"/>
+      <w:pPr>
+        <w:tabs>
+          <w:tab w:val="num" w:pos="6381"/>
+        </w:tabs>
+        <w:ind w:left="6381" w:hanging="283"/>
+      </w:pPr>
+      <w:rPr>
+        <w:rFonts w:ascii="Symbol" w:hAnsi="Symbol" w:cs="Symbol" w:hint="default"/>
+      </w:rPr>
+    </w:lvl>
+  </w:abstractNum>
+  <w:abstractNum w:abstractNumId="3">
+    <w:lvl w:ilvl="0">
+      <w:start w:val="1"/>
       <w:numFmt w:val="none"/>
       <w:suff w:val="nothing"/>
       <w:lvlText w:val=""/>
@@ -4586,6 +5231,9 @@
   </w:num>
   <w:num w:numId="2">
     <w:abstractNumId w:val="2"/>
+  </w:num>
+  <w:num w:numId="3">
+    <w:abstractNumId w:val="3"/>
   </w:num>
 </w:numbering>
 </file>
@@ -4678,6 +5326,13 @@
     <w:name w:val="Numbering Symbols"/>
     <w:qFormat/>
     <w:rPr/>
+  </w:style>
+  <w:style w:type="character" w:styleId="Bullets">
+    <w:name w:val="Bullets"/>
+    <w:qFormat/>
+    <w:rPr>
+      <w:rFonts w:ascii="OpenSymbol" w:hAnsi="OpenSymbol" w:eastAsia="OpenSymbol" w:cs="OpenSymbol"/>
+    </w:rPr>
   </w:style>
   <w:style w:type="paragraph" w:styleId="Heading">
     <w:name w:val="Heading"/>

--- a/Travel Stories.docx
+++ b/Travel Stories.docx
@@ -17,84 +17,48 @@
           <w:b w:val="false"/>
           <w:bCs w:val="false"/>
         </w:rPr>
-        <w:t>Posted on April 17, 2026</w:t>
-      </w:r>
-    </w:p>
-    <w:p>
-      <w:pPr>
-        <w:pStyle w:val="BodyText"/>
-        <w:bidi w:val="0"/>
-        <w:spacing w:lineRule="auto" w:line="240" w:before="0" w:after="0"/>
-        <w:jc w:val="left"/>
+        <w:t xml:space="preserve">Posted on </w:t>
+      </w:r>
+      <w:r>
         <w:rPr>
           <w:rStyle w:val="Strong"/>
           <w:rFonts w:ascii="Times New Roman" w:hAnsi="Times New Roman"/>
           <w:b w:val="false"/>
           <w:bCs w:val="false"/>
         </w:rPr>
-      </w:pPr>
-      <w:r>
-        <w:rPr>
-          <w:rFonts w:ascii="Times New Roman" w:hAnsi="Times New Roman"/>
-          <w:b w:val="false"/>
-          <w:bCs w:val="false"/>
-        </w:rPr>
-      </w:r>
-    </w:p>
-    <w:p>
-      <w:pPr>
-        <w:pStyle w:val="BodyText"/>
-        <w:bidi w:val="0"/>
-        <w:spacing w:lineRule="auto" w:line="240" w:before="0" w:after="0"/>
-        <w:jc w:val="left"/>
+        <w:t>Aug 18</w:t>
+      </w:r>
+      <w:r>
+        <w:rPr>
+          <w:rStyle w:val="Strong"/>
+          <w:rFonts w:ascii="Times New Roman" w:hAnsi="Times New Roman"/>
+          <w:b w:val="false"/>
+          <w:bCs w:val="false"/>
+        </w:rPr>
+        <w:t xml:space="preserve">, 2026 : </w:t>
+      </w:r>
+      <w:r>
+        <w:rPr>
+          <w:rStyle w:val="Strong"/>
+          <w:rFonts w:ascii="Times New Roman" w:hAnsi="Times New Roman"/>
+          <w:b w:val="false"/>
+          <w:bCs w:val="false"/>
+        </w:rPr>
+        <w:t>blog_posts.json</w:t>
+      </w:r>
+    </w:p>
+    <w:p>
+      <w:pPr>
+        <w:pStyle w:val="BodyText"/>
+        <w:bidi w:val="0"/>
+        <w:spacing w:lineRule="auto" w:line="240" w:before="0" w:after="0"/>
+        <w:jc w:val="left"/>
+        <w:rPr>
+          <w:rFonts w:ascii="Times New Roman" w:hAnsi="Times New Roman"/>
+        </w:rPr>
+      </w:pPr>
+      <w:r>
         <w:rPr/>
-      </w:pPr>
-      <w:r>
-        <w:rPr>
-          <w:rFonts w:ascii="Times New Roman" w:hAnsi="Times New Roman"/>
-          <w:b w:val="false"/>
-          <w:bCs w:val="false"/>
-          <w:sz w:val="24"/>
-          <w:szCs w:val="24"/>
-        </w:rPr>
-        <w:t xml:space="preserve">And your complete </w:t>
-      </w:r>
-      <w:r>
-        <w:rPr>
-          <w:rStyle w:val="SourceText"/>
-          <w:rFonts w:ascii="Times New Roman" w:hAnsi="Times New Roman"/>
-          <w:b w:val="false"/>
-          <w:bCs w:val="false"/>
-          <w:sz w:val="24"/>
-          <w:szCs w:val="24"/>
-        </w:rPr>
-        <w:t>blog_posts.json</w:t>
-      </w:r>
-      <w:r>
-        <w:rPr>
-          <w:rFonts w:ascii="Times New Roman" w:hAnsi="Times New Roman"/>
-          <w:b w:val="false"/>
-          <w:bCs w:val="false"/>
-          <w:sz w:val="24"/>
-          <w:szCs w:val="24"/>
-        </w:rPr>
-        <w:t xml:space="preserve"> entry for this post:</w:t>
-      </w:r>
-    </w:p>
-    <w:p>
-      <w:pPr>
-        <w:pStyle w:val="BodyText"/>
-        <w:spacing w:lineRule="auto" w:line="240"/>
-        <w:ind w:hanging="0" w:left="0" w:right="0"/>
-        <w:rPr>
-          <w:rFonts w:ascii="Times New Roman" w:hAnsi="Times New Roman"/>
-        </w:rPr>
-      </w:pPr>
-      <w:r>
-        <w:rPr>
-          <w:rFonts w:ascii="Times New Roman" w:hAnsi="Times New Roman"/>
-        </w:rPr>
-        <w:t>json</w:t>
       </w:r>
     </w:p>
     <w:p>
@@ -622,18 +586,70 @@
     <w:p>
       <w:pPr>
         <w:pStyle w:val="BodyText"/>
-        <w:tabs>
-          <w:tab w:val="clear" w:pos="709"/>
-          <w:tab w:val="left" w:pos="0" w:leader="none"/>
-        </w:tabs>
-        <w:spacing w:lineRule="auto" w:line="240" w:before="0" w:after="0"/>
-        <w:ind w:hanging="283" w:left="709"/>
+        <w:widowControl/>
+        <w:suppressAutoHyphens w:val="true"/>
+        <w:bidi w:val="0"/>
+        <w:spacing w:lineRule="auto" w:line="240" w:before="0" w:after="0"/>
+        <w:jc w:val="left"/>
         <w:rPr/>
       </w:pPr>
       <w:r>
         <w:rPr>
           <w:rStyle w:val="SourceText"/>
-          <w:rFonts w:ascii="Times New Roman" w:hAnsi="Times New Roman"/>
+          <w:rFonts w:eastAsia="Songti SC" w:cs="Arial Unicode MS" w:ascii="Times New Roman" w:hAnsi="Times New Roman"/>
+          <w:color w:val="auto"/>
+          <w:kern w:val="2"/>
+          <w:sz w:val="24"/>
+          <w:szCs w:val="24"/>
+          <w:lang w:val="en-GB" w:eastAsia="zh-CN" w:bidi="hi-IN"/>
+        </w:rPr>
+        <w:t>T</w:t>
+      </w:r>
+      <w:r>
+        <w:rPr>
+          <w:rStyle w:val="SourceText"/>
+          <w:rFonts w:eastAsia="Songti SC" w:cs="Arial Unicode MS" w:ascii="Times New Roman" w:hAnsi="Times New Roman"/>
+          <w:color w:val="auto"/>
+          <w:kern w:val="2"/>
+          <w:sz w:val="24"/>
+          <w:szCs w:val="24"/>
+          <w:lang w:val="en-GB" w:eastAsia="zh-CN" w:bidi="hi-IN"/>
+        </w:rPr>
+        <w:t xml:space="preserve">o </w:t>
+      </w:r>
+      <w:r>
+        <w:rPr>
+          <w:rStyle w:val="SourceText"/>
+          <w:rFonts w:eastAsia="Songti SC" w:cs="Arial Unicode MS" w:ascii="Times New Roman" w:hAnsi="Times New Roman"/>
+          <w:color w:val="auto"/>
+          <w:kern w:val="2"/>
+          <w:sz w:val="24"/>
+          <w:szCs w:val="24"/>
+          <w:lang w:val="en-GB" w:eastAsia="zh-CN" w:bidi="hi-IN"/>
+        </w:rPr>
+        <w:t>i</w:t>
+      </w:r>
+      <w:r>
+        <w:rPr>
+          <w:rStyle w:val="SourceText"/>
+          <w:rFonts w:eastAsia="Songti SC" w:cs="Arial Unicode MS" w:ascii="Times New Roman" w:hAnsi="Times New Roman"/>
+          <w:color w:val="auto"/>
+          <w:kern w:val="2"/>
+          <w:sz w:val="24"/>
+          <w:szCs w:val="24"/>
+          <w:lang w:val="en-GB" w:eastAsia="zh-CN" w:bidi="hi-IN"/>
+        </w:rPr>
+        <w:t xml:space="preserve">nsert photo in a blog: </w:t>
+      </w:r>
+      <w:r>
+        <w:rPr>
+          <w:rStyle w:val="SourceText"/>
+          <w:rFonts w:eastAsia="Songti SC" w:cs="Arial Unicode MS" w:ascii="Times New Roman" w:hAnsi="Times New Roman"/>
+          <w:color w:val="auto"/>
+          <w:kern w:val="2"/>
+          <w:sz w:val="24"/>
+          <w:szCs w:val="24"/>
+          <w:lang w:val="en-GB" w:eastAsia="zh-CN" w:bidi="hi-IN"/>
         </w:rPr>
         <w:t>[photo: 2026-0305-Megamalai-NCM-7747-49.jpg | Sunrise]\n\n</w:t>
       </w:r>
@@ -641,209 +657,87 @@
     <w:p>
       <w:pPr>
         <w:pStyle w:val="BodyText"/>
-        <w:tabs>
-          <w:tab w:val="clear" w:pos="709"/>
-          <w:tab w:val="left" w:pos="0" w:leader="none"/>
-        </w:tabs>
-        <w:spacing w:lineRule="auto" w:line="240" w:before="0" w:after="0"/>
-        <w:ind w:hanging="283" w:left="709"/>
+        <w:widowControl/>
+        <w:suppressAutoHyphens w:val="true"/>
+        <w:bidi w:val="0"/>
+        <w:spacing w:lineRule="auto" w:line="240" w:before="0" w:after="0"/>
+        <w:jc w:val="left"/>
         <w:rPr/>
       </w:pPr>
       <w:r>
         <w:rPr>
           <w:rStyle w:val="SourceText"/>
-          <w:rFonts w:ascii="Times New Roman" w:hAnsi="Times New Roman"/>
-        </w:rPr>
-        <w:t>[photo: 2026-0305-Megamalai-NCM-7786.jpg | Sunrise]\n\n</w:t>
-      </w:r>
-    </w:p>
-    <w:p>
-      <w:pPr>
-        <w:pStyle w:val="BodyText"/>
-        <w:tabs>
-          <w:tab w:val="clear" w:pos="709"/>
-          <w:tab w:val="left" w:pos="0" w:leader="none"/>
-        </w:tabs>
-        <w:spacing w:lineRule="auto" w:line="240" w:before="0" w:after="0"/>
-        <w:ind w:hanging="283" w:left="709"/>
-        <w:rPr/>
-      </w:pPr>
+          <w:rFonts w:eastAsia="Songti SC" w:cs="Arial Unicode MS" w:ascii="Times New Roman" w:hAnsi="Times New Roman"/>
+          <w:color w:val="auto"/>
+          <w:kern w:val="2"/>
+          <w:sz w:val="24"/>
+          <w:szCs w:val="24"/>
+          <w:lang w:val="en-GB" w:eastAsia="zh-CN" w:bidi="hi-IN"/>
+        </w:rPr>
+        <w:t>T</w:t>
+      </w:r>
       <w:r>
         <w:rPr>
           <w:rStyle w:val="SourceText"/>
-          <w:rFonts w:ascii="Times New Roman" w:hAnsi="Times New Roman"/>
-        </w:rPr>
-        <w:t>[photo: 2026-0127-Megamalai-NCM-4628.jpg | Unfolding of the day]\n\n</w:t>
-      </w:r>
-    </w:p>
-    <w:p>
-      <w:pPr>
-        <w:pStyle w:val="BodyText"/>
-        <w:tabs>
-          <w:tab w:val="clear" w:pos="709"/>
-          <w:tab w:val="left" w:pos="0" w:leader="none"/>
-        </w:tabs>
-        <w:spacing w:lineRule="auto" w:line="240" w:before="0" w:after="0"/>
-        <w:ind w:hanging="283" w:left="709"/>
-        <w:rPr/>
-      </w:pPr>
+          <w:rFonts w:eastAsia="Songti SC" w:cs="Arial Unicode MS" w:ascii="Times New Roman" w:hAnsi="Times New Roman"/>
+          <w:color w:val="auto"/>
+          <w:kern w:val="2"/>
+          <w:sz w:val="24"/>
+          <w:szCs w:val="24"/>
+          <w:lang w:val="en-GB" w:eastAsia="zh-CN" w:bidi="hi-IN"/>
+        </w:rPr>
+        <w:t>h</w:t>
+      </w:r>
       <w:r>
         <w:rPr>
           <w:rStyle w:val="SourceText"/>
-          <w:rFonts w:ascii="Times New Roman" w:hAnsi="Times New Roman"/>
-        </w:rPr>
-        <w:t>[photo: 2026-0127-Megamalai-NCM-4677.jpg | Golden Hours]\n\n</w:t>
-      </w:r>
-    </w:p>
-    <w:p>
-      <w:pPr>
-        <w:pStyle w:val="BodyText"/>
-        <w:tabs>
-          <w:tab w:val="clear" w:pos="709"/>
-          <w:tab w:val="left" w:pos="0" w:leader="none"/>
-        </w:tabs>
-        <w:spacing w:lineRule="auto" w:line="240" w:before="0" w:after="0"/>
-        <w:ind w:hanging="283" w:left="709"/>
-        <w:rPr/>
-      </w:pPr>
+          <w:rFonts w:eastAsia="Songti SC" w:cs="Arial Unicode MS" w:ascii="Times New Roman" w:hAnsi="Times New Roman"/>
+          <w:color w:val="auto"/>
+          <w:kern w:val="2"/>
+          <w:sz w:val="24"/>
+          <w:szCs w:val="24"/>
+          <w:lang w:val="en-GB" w:eastAsia="zh-CN" w:bidi="hi-IN"/>
+        </w:rPr>
+        <w:t>i</w:t>
+      </w:r>
       <w:r>
         <w:rPr>
           <w:rStyle w:val="SourceText"/>
-          <w:rFonts w:ascii="Times New Roman" w:hAnsi="Times New Roman"/>
-        </w:rPr>
-        <w:t>[photo: 2026-0127-Megamalai-NCM-4656-58.jpg | View of the Valley]\n\n</w:t>
-      </w:r>
-    </w:p>
-    <w:p>
-      <w:pPr>
-        <w:pStyle w:val="BodyText"/>
-        <w:tabs>
-          <w:tab w:val="clear" w:pos="709"/>
-          <w:tab w:val="left" w:pos="0" w:leader="none"/>
-        </w:tabs>
-        <w:spacing w:lineRule="auto" w:line="240" w:before="0" w:after="0"/>
-        <w:ind w:hanging="283" w:left="709"/>
-        <w:rPr/>
-      </w:pPr>
-      <w:r>
-        <w:rPr>
-          <w:rStyle w:val="SourceText"/>
-          <w:rFonts w:ascii="Times New Roman" w:hAnsi="Times New Roman"/>
-        </w:rPr>
-        <w:t>[photo: 2026-0127-Megamalai-NCM-4855.jpg | Beauty in Contrast]\n\n</w:t>
-      </w:r>
-    </w:p>
-    <w:p>
-      <w:pPr>
-        <w:pStyle w:val="BodyText"/>
-        <w:tabs>
-          <w:tab w:val="clear" w:pos="709"/>
-          <w:tab w:val="left" w:pos="0" w:leader="none"/>
-        </w:tabs>
-        <w:spacing w:lineRule="auto" w:line="240" w:before="0" w:after="0"/>
-        <w:ind w:hanging="283" w:left="709"/>
-        <w:rPr/>
-      </w:pPr>
-      <w:r>
-        <w:rPr>
-          <w:rStyle w:val="SourceText"/>
-          <w:rFonts w:ascii="Times New Roman" w:hAnsi="Times New Roman"/>
-        </w:rPr>
-        <w:t>[photo: 2026-0127-Megamalai-NCM-4865-69.jpg | Lake View]\n\n</w:t>
-      </w:r>
-    </w:p>
-    <w:p>
-      <w:pPr>
-        <w:pStyle w:val="BodyText"/>
-        <w:tabs>
-          <w:tab w:val="clear" w:pos="709"/>
-          <w:tab w:val="left" w:pos="0" w:leader="none"/>
-        </w:tabs>
-        <w:spacing w:lineRule="auto" w:line="240" w:before="0" w:after="0"/>
-        <w:ind w:hanging="283" w:left="709"/>
-        <w:rPr/>
-      </w:pPr>
-      <w:r>
-        <w:rPr>
-          <w:rStyle w:val="SourceText"/>
-          <w:rFonts w:ascii="Times New Roman" w:hAnsi="Times New Roman"/>
-        </w:rPr>
-        <w:t>[photo: 2026-0305-Megamalai-NCM-7728-30.jpg | Highways Village]\n\n</w:t>
-      </w:r>
-    </w:p>
-    <w:p>
-      <w:pPr>
-        <w:pStyle w:val="BodyText"/>
-        <w:tabs>
-          <w:tab w:val="clear" w:pos="709"/>
-          <w:tab w:val="left" w:pos="0" w:leader="none"/>
-        </w:tabs>
-        <w:spacing w:lineRule="auto" w:line="240" w:before="0" w:after="0"/>
-        <w:ind w:hanging="283" w:left="709"/>
-        <w:rPr/>
-      </w:pPr>
-      <w:r>
-        <w:rPr>
-          <w:rStyle w:val="SourceText"/>
-          <w:rFonts w:ascii="Times New Roman" w:hAnsi="Times New Roman"/>
-        </w:rPr>
-        <w:t>[photo: 2026-0127-Megamalai-NCM-4793.jpg | Village and the Church]\n\n</w:t>
-      </w:r>
-    </w:p>
-    <w:p>
-      <w:pPr>
-        <w:pStyle w:val="BodyText"/>
-        <w:tabs>
-          <w:tab w:val="clear" w:pos="709"/>
-          <w:tab w:val="left" w:pos="0" w:leader="none"/>
-        </w:tabs>
-        <w:spacing w:lineRule="auto" w:line="240" w:before="0" w:after="0"/>
-        <w:ind w:hanging="283" w:left="709"/>
-        <w:rPr/>
-      </w:pPr>
-      <w:r>
-        <w:rPr>
-          <w:rStyle w:val="SourceText"/>
-          <w:rFonts w:ascii="Times New Roman" w:hAnsi="Times New Roman"/>
-        </w:rPr>
-        <w:t>[photo: 2026-0305-Megamalai-NCM-7779.jpg | Lonely Villager]\n\n</w:t>
-      </w:r>
-    </w:p>
-    <w:p>
-      <w:pPr>
-        <w:pStyle w:val="BodyText"/>
-        <w:tabs>
-          <w:tab w:val="clear" w:pos="709"/>
-          <w:tab w:val="left" w:pos="0" w:leader="none"/>
-        </w:tabs>
-        <w:spacing w:lineRule="auto" w:line="240" w:before="0" w:after="0"/>
-        <w:ind w:hanging="283" w:left="709"/>
-        <w:rPr/>
-      </w:pPr>
-      <w:r>
-        <w:rPr>
-          <w:rStyle w:val="SourceText"/>
-          <w:rFonts w:ascii="Times New Roman" w:hAnsi="Times New Roman"/>
-        </w:rPr>
-        <w:t>[photo: 2026-0127-Megamalai-NCM-4860.jpg | Suruliyaru River]\n\n</w:t>
-      </w:r>
-    </w:p>
-    <w:p>
-      <w:pPr>
-        <w:pStyle w:val="BodyText"/>
-        <w:tabs>
-          <w:tab w:val="clear" w:pos="709"/>
-          <w:tab w:val="left" w:pos="0" w:leader="none"/>
-        </w:tabs>
-        <w:spacing w:lineRule="auto" w:line="240" w:before="0" w:after="0"/>
-        <w:ind w:hanging="283" w:left="709"/>
-        <w:rPr>
-          <w:rFonts w:ascii="Times New Roman" w:hAnsi="Times New Roman"/>
-        </w:rPr>
-      </w:pPr>
-      <w:r>
-        <w:rPr>
-          <w:rFonts w:ascii="Times New Roman" w:hAnsi="Times New Roman"/>
+          <w:rFonts w:eastAsia="Songti SC" w:cs="Arial Unicode MS" w:ascii="Times New Roman" w:hAnsi="Times New Roman"/>
+          <w:color w:val="auto"/>
+          <w:kern w:val="2"/>
+          <w:sz w:val="24"/>
+          <w:szCs w:val="24"/>
+          <w:lang w:val="en-GB" w:eastAsia="zh-CN" w:bidi="hi-IN"/>
+        </w:rPr>
+        <w:t>s will not be part of the Collections/Gallery. These photos will appear only on the Blog.</w:t>
+      </w:r>
+    </w:p>
+    <w:p>
+      <w:pPr>
+        <w:pStyle w:val="BodyText"/>
+        <w:widowControl/>
+        <w:suppressAutoHyphens w:val="true"/>
+        <w:bidi w:val="0"/>
+        <w:spacing w:lineRule="auto" w:line="240" w:before="0" w:after="0"/>
+        <w:jc w:val="left"/>
+        <w:rPr>
+          <w:rFonts w:ascii="Times New Roman" w:hAnsi="Times New Roman" w:eastAsia="Songti SC" w:cs="Arial Unicode MS"/>
+          <w:color w:val="auto"/>
+          <w:kern w:val="2"/>
+          <w:sz w:val="24"/>
+          <w:szCs w:val="24"/>
+          <w:lang w:val="en-GB" w:eastAsia="zh-CN" w:bidi="hi-IN"/>
+        </w:rPr>
+      </w:pPr>
+      <w:r>
+        <w:rPr>
+          <w:rFonts w:eastAsia="Songti SC" w:cs="Arial Unicode MS" w:ascii="Times New Roman" w:hAnsi="Times New Roman"/>
+          <w:color w:val="auto"/>
+          <w:kern w:val="2"/>
+          <w:sz w:val="24"/>
+          <w:szCs w:val="24"/>
+          <w:lang w:val="en-GB" w:eastAsia="zh-CN" w:bidi="hi-IN"/>
         </w:rPr>
       </w:r>
     </w:p>
@@ -1061,14 +955,952 @@
       <w:r>
         <w:rPr>
           <w:rFonts w:ascii="Times New Roman" w:hAnsi="Times New Roman"/>
+        </w:rPr>
+      </w:r>
+      <w:r>
+        <w:br w:type="page"/>
+      </w:r>
+    </w:p>
+    <w:p>
+      <w:pPr>
+        <w:pStyle w:val="Heading2"/>
+        <w:bidi w:val="0"/>
+        <w:spacing w:lineRule="auto" w:line="240" w:before="0" w:after="0"/>
+        <w:jc w:val="left"/>
+        <w:rPr>
+          <w:rFonts w:ascii="Times New Roman" w:hAnsi="Times New Roman"/>
+          <w:sz w:val="24"/>
+          <w:szCs w:val="24"/>
+        </w:rPr>
+      </w:pPr>
+      <w:r>
+        <w:rPr>
+          <w:rFonts w:ascii="Times New Roman" w:hAnsi="Times New Roman"/>
+          <w:sz w:val="24"/>
+          <w:szCs w:val="24"/>
+        </w:rPr>
+        <w:t>Part 2 – Govindghat – Ghangria – Valley of Flowers</w:t>
+      </w:r>
+    </w:p>
+    <w:p>
+      <w:pPr>
+        <w:pStyle w:val="BodyText"/>
+        <w:spacing w:lineRule="auto" w:line="240" w:before="0" w:after="0"/>
+        <w:rPr>
+          <w:rFonts w:ascii="Times New Roman" w:hAnsi="Times New Roman"/>
+          <w:sz w:val="24"/>
+          <w:szCs w:val="24"/>
+        </w:rPr>
+      </w:pPr>
+      <w:r>
+        <w:rPr>
+          <w:rFonts w:ascii="Times New Roman" w:hAnsi="Times New Roman"/>
+          <w:sz w:val="24"/>
+          <w:szCs w:val="24"/>
+        </w:rPr>
+      </w:r>
+    </w:p>
+    <w:p>
+      <w:pPr>
+        <w:pStyle w:val="BodyText"/>
+        <w:rPr/>
+      </w:pPr>
+      <w:r>
+        <w:rPr>
+          <w:rFonts w:ascii="Times New Roman" w:hAnsi="Times New Roman"/>
+          <w:sz w:val="24"/>
+          <w:szCs w:val="24"/>
+        </w:rPr>
+        <w:t>##</w:t>
+      </w:r>
+      <w:r>
+        <w:rPr>
+          <w:rFonts w:ascii="Times New Roman" w:hAnsi="Times New Roman"/>
           <w:b/>
           <w:bCs/>
           <w:sz w:val="24"/>
           <w:szCs w:val="24"/>
         </w:rPr>
+        <w:t xml:space="preserve">Day 1: Govindghat to Ghangaria: </w:t>
+      </w:r>
+      <w:r>
+        <w:rPr>
+          <w:rFonts w:ascii="Times New Roman" w:hAnsi="Times New Roman"/>
+          <w:sz w:val="24"/>
+          <w:szCs w:val="24"/>
+        </w:rPr>
+        <w:t>##</w:t>
+      </w:r>
+      <w:r>
+        <w:rPr>
+          <w:rFonts w:ascii="Times New Roman" w:hAnsi="Times New Roman"/>
+        </w:rPr>
+        <w:t>Way back in 2018, I had trekked the entire 13 km from Govindghat to Ghangaria. Thanks to development, the first 4 km can now be covered by road up to Pulna. But, in a little twist of Himalayan mathematics, the remaining trek has increased from 9 km to 11 km!\n\nMost of the trail is still a long, uneven walk over stones, which keeps you constantly watching your feet and worrying about your ankles. And just when you think you have found a comfortable rhythm, along comes the never-ending parade of mules, with their equally relentless, pungent contribution to the atmosphere!</w:t>
+      </w:r>
+      <w:r>
+        <w:rPr>
+          <w:rFonts w:ascii="Times New Roman" w:hAnsi="Times New Roman"/>
+        </w:rPr>
+        <w:t xml:space="preserve">[photo: </w:t>
+      </w:r>
+      <w:r>
+        <w:rPr>
+          <w:rFonts w:ascii="Times New Roman" w:hAnsi="Times New Roman"/>
+        </w:rPr>
+        <w:t xml:space="preserve">2026-08_VOF_Z6_4940.JPG </w:t>
+      </w:r>
+      <w:r>
+        <w:rPr>
+          <w:rFonts w:ascii="Times New Roman" w:hAnsi="Times New Roman"/>
+        </w:rPr>
+        <w:t>| Trek route from Pulna to Ganghria]\n\n</w:t>
+      </w:r>
+      <w:r>
+        <w:rPr>
+          <w:rFonts w:ascii="Times New Roman" w:hAnsi="Times New Roman"/>
+        </w:rPr>
+        <w:t xml:space="preserve">At Byundhar village, the trail splits into two, with absolutely no signboard to tell you which way to go. Thankfully, both routes meet again after about 800 metres. The newer route has a high-level suspension bridge and some lovely panoramic views. </w:t>
+      </w:r>
+      <w:r>
+        <w:rPr>
+          <w:rFonts w:ascii="Times New Roman" w:hAnsi="Times New Roman"/>
+        </w:rPr>
+        <w:t>\n\n[photo: 2026-0801_VOF_IMG_6359.JPG]\n\n</w:t>
+      </w:r>
+      <w:r>
+        <w:rPr>
+          <w:rFonts w:ascii="Times New Roman" w:hAnsi="Times New Roman"/>
+        </w:rPr>
+        <w:t>Most of the old distance markers have disappeared, though the authorities have thoughtfully added a few clean pay-and-use toilets, small mercies on a long trek!After a tiring trek, made even more tiring by a rather misleading GMVN signboard, the sight of the Ghangaria helipad felt almost like the finish line of a marathon. Our legs certainly thought so.</w:t>
+      </w:r>
+      <w:r>
+        <w:rPr>
+          <w:rFonts w:ascii="Times New Roman" w:hAnsi="Times New Roman"/>
+        </w:rPr>
+        <w:t>\n\n##</w:t>
+      </w:r>
+      <w:r>
+        <w:rPr>
+          <w:rFonts w:ascii="Times New Roman" w:hAnsi="Times New Roman"/>
+          <w:sz w:val="24"/>
+          <w:szCs w:val="24"/>
+        </w:rPr>
+        <w:t xml:space="preserve">Accommodation at Ghangaria: </w:t>
+      </w:r>
+      <w:r>
+        <w:rPr>
+          <w:rFonts w:ascii="Times New Roman" w:hAnsi="Times New Roman"/>
+          <w:sz w:val="24"/>
+          <w:szCs w:val="24"/>
+        </w:rPr>
+        <w:t>##</w:t>
+      </w:r>
+      <w:r>
+        <w:rPr>
+          <w:rFonts w:eastAsia="Songti SC" w:cs="Arial Unicode MS" w:ascii="Times New Roman" w:hAnsi="Times New Roman"/>
+          <w:color w:val="auto"/>
+          <w:kern w:val="2"/>
+          <w:sz w:val="24"/>
+          <w:szCs w:val="24"/>
+          <w:lang w:val="en-GB" w:eastAsia="zh-CN" w:bidi="hi-IN"/>
+        </w:rPr>
+        <w:t>This time, to avoid the accommodation adventures of our previous trip, we booked through a tour operator. Ghangaria was packed with Sikh pilgrims heading to Hemkund Sahib, at around 14,000 ft.</w:t>
+      </w:r>
+      <w:r>
+        <w:rPr>
+          <w:rFonts w:eastAsia="Songti SC" w:cs="Arial Unicode MS" w:ascii="Times New Roman" w:hAnsi="Times New Roman"/>
+          <w:color w:val="auto"/>
+          <w:kern w:val="2"/>
+          <w:sz w:val="24"/>
+          <w:szCs w:val="24"/>
+          <w:lang w:val="en-GB" w:eastAsia="zh-CN" w:bidi="hi-IN"/>
+        </w:rPr>
+        <w:t>\n\n</w:t>
+      </w:r>
+      <w:r>
+        <w:rPr>
+          <w:rFonts w:eastAsia="Songti SC" w:cs="Arial Unicode MS" w:ascii="Times New Roman" w:hAnsi="Times New Roman"/>
+          <w:color w:val="auto"/>
+          <w:kern w:val="2"/>
+          <w:sz w:val="24"/>
+          <w:szCs w:val="24"/>
+          <w:lang w:val="en-GB" w:eastAsia="zh-CN" w:bidi="hi-IN"/>
+        </w:rPr>
+        <w:t xml:space="preserve">We stayed at </w:t>
+      </w:r>
+      <w:r>
+        <w:rPr>
+          <w:rStyle w:val="Strong"/>
+          <w:rFonts w:eastAsia="Songti SC" w:cs="Arial Unicode MS" w:ascii="Times New Roman" w:hAnsi="Times New Roman"/>
+          <w:b w:val="false"/>
+          <w:bCs w:val="false"/>
+          <w:color w:val="auto"/>
+          <w:kern w:val="2"/>
+          <w:sz w:val="24"/>
+          <w:szCs w:val="24"/>
+          <w:lang w:val="en-GB" w:eastAsia="zh-CN" w:bidi="hi-IN"/>
+        </w:rPr>
+        <w:t>The Kuber Annexe</w:t>
+      </w:r>
+      <w:r>
+        <w:rPr>
+          <w:rFonts w:eastAsia="Songti SC" w:cs="Arial Unicode MS" w:ascii="Times New Roman" w:hAnsi="Times New Roman"/>
+          <w:color w:val="auto"/>
+          <w:kern w:val="2"/>
+          <w:sz w:val="24"/>
+          <w:szCs w:val="24"/>
+          <w:lang w:val="en-GB" w:eastAsia="zh-CN" w:bidi="hi-IN"/>
+        </w:rPr>
+        <w:t>. The rooms were compact, had attached bathrooms a</w:t>
+      </w:r>
+      <w:r>
+        <w:rPr>
+          <w:rFonts w:ascii="Times New Roman" w:hAnsi="Times New Roman"/>
+        </w:rPr>
+        <w:t>nd, unfortunately, slightly damp beds. The place was predictably noisy with people constantly arriving and leaving. But honestly, given the crowds in Ghangaria, I suspect most other hotels would have offered a similar experience.</w:t>
+      </w:r>
+      <w:r>
+        <w:rPr>
+          <w:rFonts w:ascii="Times New Roman" w:hAnsi="Times New Roman"/>
+        </w:rPr>
+        <w:t>\n\n</w:t>
+      </w:r>
+      <w:r>
+        <w:rPr>
+          <w:rFonts w:eastAsia="Songti SC" w:cs="Arial Unicode MS" w:ascii="Times New Roman" w:hAnsi="Times New Roman"/>
+          <w:color w:val="auto"/>
+          <w:kern w:val="2"/>
+          <w:sz w:val="24"/>
+          <w:szCs w:val="24"/>
+          <w:lang w:val="en-GB" w:eastAsia="zh-CN" w:bidi="hi-IN"/>
+        </w:rPr>
+        <w:t>##Valley of Flowers – Entry &amp; Exploration: ##\n\n[photo: 2026-0801_VOF_IMG_8606.jpg | Entry Gate]\n\nThe entry gate to the Valley of Flowers can get seriously crowded. The lodge staff can sometimes help you get through faster, but the safest bet is to reach the gate by around 7:00 AM.\n\n</w:t>
+      </w:r>
+      <w:r>
+        <w:rPr>
+          <w:rFonts w:eastAsia="Songti SC" w:cs="Arial Unicode MS" w:ascii="Times New Roman" w:hAnsi="Times New Roman"/>
+          <w:color w:val="auto"/>
+          <w:kern w:val="2"/>
+          <w:sz w:val="24"/>
+          <w:szCs w:val="24"/>
+          <w:lang w:val="en-GB" w:eastAsia="zh-CN" w:bidi="hi-IN"/>
+        </w:rPr>
+        <w:t xml:space="preserve">The new trail is quite steep and narrow, barely about three feet wide in places, and shaded by large, </w:t>
+      </w:r>
+      <w:r>
+        <w:rPr>
+          <w:rFonts w:ascii="Times New Roman" w:hAnsi="Times New Roman"/>
+        </w:rPr>
+        <w:t>decades-old trees. The stones are uneven, so this is not a trail where you can happily walk along admiring the scenery without watching your feet. One misplaced step and the ankle could have a different opinion! Trekking poles were a huge help, particularly for taking some of the load off the legs.\n\n[photo:</w:t>
+      </w:r>
+      <w:r>
+        <w:rPr>
+          <w:rFonts w:ascii="Times New Roman" w:hAnsi="Times New Roman"/>
+        </w:rPr>
+        <w:t xml:space="preserve">2026-0801_VOF_IMG_8362.jpg </w:t>
+      </w:r>
+      <w:r>
+        <w:rPr>
+          <w:rFonts w:ascii="Times New Roman" w:hAnsi="Times New Roman"/>
+        </w:rPr>
+        <w:t>| Trekking Route</w:t>
+      </w:r>
+      <w:r>
+        <w:rPr>
+          <w:rFonts w:ascii="Times New Roman" w:hAnsi="Times New Roman"/>
+        </w:rPr>
+        <w:t>]</w:t>
+      </w:r>
+      <w:r>
+        <w:rPr>
+          <w:rFonts w:ascii="Times New Roman" w:hAnsi="Times New Roman"/>
+        </w:rPr>
+        <w:t xml:space="preserve">\n\nBritish mountaineer </w:t>
+      </w:r>
+      <w:r>
+        <w:rPr>
+          <w:rStyle w:val="Strong"/>
+          <w:rFonts w:ascii="Times New Roman" w:hAnsi="Times New Roman"/>
+        </w:rPr>
+        <w:t>Frank Smythe</w:t>
+      </w:r>
+      <w:r>
+        <w:rPr>
+          <w:rFonts w:ascii="Times New Roman" w:hAnsi="Times New Roman"/>
+        </w:rPr>
+        <w:t xml:space="preserve"> discovered the valley in 1931. In 1939, British botanist </w:t>
+      </w:r>
+      <w:r>
+        <w:rPr>
+          <w:rStyle w:val="Strong"/>
+          <w:rFonts w:ascii="Times New Roman" w:hAnsi="Times New Roman"/>
+        </w:rPr>
+        <w:t>Joan Margaret Legge</w:t>
+      </w:r>
+      <w:r>
+        <w:rPr>
+          <w:rFonts w:ascii="Times New Roman" w:hAnsi="Times New Roman"/>
+        </w:rPr>
+        <w:t xml:space="preserve"> tragically lost her life here, and her memorial remains one of the historic landmarks in the valley. In 2005, this spectacular valley about 8 km long and 2 km wide, was declared a UNESCO World Heritage Site.\n\n[photo: [photo:2026-0801_VOF_IMG_8546.jpeg | Flowers Galore]\n\nThe 4 km trek from Ghangaria to the Valley entrance took us about 3½ hours, including a few interesting stream crossings. Unlike my previous visit, this time I managed to make it all the way to Margaret Legge’s memorial.\n\n</w:t>
+      </w:r>
+      <w:r>
+        <w:rPr>
+          <w:rFonts w:ascii="Times New Roman" w:hAnsi="Times New Roman"/>
+        </w:rPr>
+        <w:t>[photo: 2026-0801-VOF_D750_NCM_5247.JPG]\n\n</w:t>
+      </w:r>
+      <w:r>
+        <w:rPr>
+          <w:rFonts w:ascii="Times New Roman" w:hAnsi="Times New Roman"/>
+        </w:rPr>
+        <w:t xml:space="preserve"> Armed with my new </w:t>
+      </w:r>
+      <w:r>
+        <w:rPr>
+          <w:rStyle w:val="Strong"/>
+          <w:rFonts w:ascii="Times New Roman" w:hAnsi="Times New Roman"/>
+        </w:rPr>
+        <w:t>Raynox Clip-On Macro Lens</w:t>
+      </w:r>
+      <w:r>
+        <w:rPr>
+          <w:rFonts w:ascii="Times New Roman" w:hAnsi="Times New Roman"/>
+        </w:rPr>
+        <w:t>, I spent quite a bit of time photographing flowers which took my attention from the tiring legs. \n\n[photo: 2026-0801_VOF_IMG_6336.JPG</w:t>
+      </w:r>
+      <w:r>
+        <w:rPr>
+          <w:rFonts w:ascii="Times New Roman" w:hAnsi="Times New Roman"/>
+        </w:rPr>
+        <w:t>]\n\n</w:t>
+      </w:r>
+      <w:r>
+        <w:rPr>
+          <w:rFonts w:ascii="Times New Roman" w:hAnsi="Times New Roman"/>
+        </w:rPr>
+        <w:t>Eventually, the rain clouds decided that we had enjoyed ourselves enough, and the showers sent us back towards Ghangaria.</w:t>
+      </w:r>
+      <w:r>
+        <w:rPr>
+          <w:rFonts w:ascii="Times New Roman" w:hAnsi="Times New Roman"/>
+        </w:rPr>
+        <w:t>\n\</w:t>
+      </w:r>
+      <w:r>
+        <w:rPr>
+          <w:rFonts w:ascii="Times New Roman" w:hAnsi="Times New Roman"/>
+        </w:rPr>
+        <w:t>n</w:t>
+      </w:r>
+      <w:r>
+        <w:rPr>
+          <w:rFonts w:ascii="Times New Roman" w:hAnsi="Times New Roman"/>
+          <w:sz w:val="24"/>
+          <w:szCs w:val="24"/>
+        </w:rPr>
+        <w:t>##</w:t>
+      </w:r>
+      <w:r>
+        <w:rPr>
+          <w:rFonts w:ascii="Times New Roman" w:hAnsi="Times New Roman"/>
+          <w:sz w:val="24"/>
+          <w:szCs w:val="24"/>
+        </w:rPr>
+        <w:t>Days 2 to 5: Ghangaria to New Delhi</w:t>
+      </w:r>
+      <w:r>
+        <w:rPr>
+          <w:rFonts w:ascii="Times New Roman" w:hAnsi="Times New Roman"/>
+          <w:sz w:val="24"/>
+          <w:szCs w:val="24"/>
+        </w:rPr>
+        <w:t>##\n\n##</w:t>
+      </w:r>
+      <w:r>
+        <w:rPr>
+          <w:rStyle w:val="Strong"/>
+          <w:rFonts w:ascii="Times New Roman" w:hAnsi="Times New Roman"/>
+        </w:rPr>
+        <w:t>Day 2:</w:t>
+      </w:r>
+      <w:r>
+        <w:rPr>
+          <w:rFonts w:ascii="Times New Roman" w:hAnsi="Times New Roman"/>
+        </w:rPr>
+        <w:t xml:space="preserve"> </w:t>
+      </w:r>
+      <w:r>
+        <w:rPr>
+          <w:rFonts w:ascii="Times New Roman" w:hAnsi="Times New Roman"/>
+        </w:rPr>
+        <w:t>##</w:t>
+      </w:r>
+      <w:r>
+        <w:rPr>
+          <w:rFonts w:ascii="Times New Roman" w:hAnsi="Times New Roman"/>
+        </w:rPr>
+        <w:t>Having already done the Hemkund trek on an earlier visit, we gave it a miss this time and spent the day reminiscing about our Valley of Flowers trek. Our friends, meanwhile, successfully completed the Hemkund trek.</w:t>
+      </w:r>
+      <w:r>
+        <w:rPr>
+          <w:rFonts w:ascii="Times New Roman" w:hAnsi="Times New Roman"/>
+        </w:rPr>
+        <w:t>\n\n##</w:t>
+      </w:r>
+      <w:r>
+        <w:rPr>
+          <w:rStyle w:val="Strong"/>
+          <w:rFonts w:ascii="Times New Roman" w:hAnsi="Times New Roman"/>
+        </w:rPr>
+        <w:t>Day 3:</w:t>
+      </w:r>
+      <w:r>
+        <w:rPr>
+          <w:rFonts w:ascii="Times New Roman" w:hAnsi="Times New Roman"/>
+        </w:rPr>
+        <w:t xml:space="preserve"> </w:t>
+      </w:r>
+      <w:r>
+        <w:rPr>
+          <w:rFonts w:ascii="Times New Roman" w:hAnsi="Times New Roman"/>
+        </w:rPr>
+        <w:t>##</w:t>
+      </w:r>
+      <w:r>
+        <w:rPr>
+          <w:rFonts w:ascii="Times New Roman" w:hAnsi="Times New Roman"/>
+        </w:rPr>
+        <w:t>Ponchos on and trekking poles in hand, we made our way back down from Ghangaria to Govindghat. From there, we continued to Pipalkoti for the night.</w:t>
+      </w:r>
+      <w:r>
+        <w:rPr>
+          <w:rFonts w:ascii="Times New Roman" w:hAnsi="Times New Roman"/>
+          <w:sz w:val="24"/>
+          <w:szCs w:val="24"/>
+        </w:rPr>
+        <w:t>\n\n##</w:t>
+      </w:r>
+      <w:r>
+        <w:rPr>
+          <w:rStyle w:val="Strong"/>
+          <w:rFonts w:ascii="Times New Roman" w:hAnsi="Times New Roman"/>
+        </w:rPr>
+        <w:t>Day 4:</w:t>
+      </w:r>
+      <w:r>
+        <w:rPr>
+          <w:rFonts w:ascii="Times New Roman" w:hAnsi="Times New Roman"/>
+        </w:rPr>
+        <w:t xml:space="preserve"> </w:t>
+      </w:r>
+      <w:r>
+        <w:rPr>
+          <w:rFonts w:ascii="Times New Roman" w:hAnsi="Times New Roman"/>
+        </w:rPr>
+        <w:t>##</w:t>
+      </w:r>
+      <w:r>
+        <w:rPr>
+          <w:rFonts w:ascii="Times New Roman" w:hAnsi="Times New Roman"/>
+        </w:rPr>
+        <w:t xml:space="preserve">We treated ourselves to a lovely stay at </w:t>
+      </w:r>
+      <w:r>
+        <w:rPr>
+          <w:rStyle w:val="Strong"/>
+          <w:rFonts w:ascii="Times New Roman" w:hAnsi="Times New Roman"/>
+        </w:rPr>
+        <w:t>Glass House on the Ganges (GHG)</w:t>
+      </w:r>
+      <w:r>
+        <w:rPr>
+          <w:rFonts w:ascii="Times New Roman" w:hAnsi="Times New Roman"/>
+        </w:rPr>
+        <w:t xml:space="preserve"> in Rishikesh. The property has a beautiful private sandy beach, though the Ganges had other plans this time. The river had risen enough to almost completely submerge it. Still, we enjoyed the spectacular sunset, with clouds appearing to blanket the river. A pretty good consolation prize!</w:t>
+      </w:r>
+      <w:r>
+        <w:rPr>
+          <w:rFonts w:ascii="Times New Roman" w:hAnsi="Times New Roman"/>
+        </w:rPr>
+        <w:t>\n\n[photo:</w:t>
+      </w:r>
+      <w:r>
+        <w:rPr>
+          <w:rFonts w:ascii="Times New Roman" w:hAnsi="Times New Roman"/>
+        </w:rPr>
+        <w:t>2026-08_VOF_Z6_5265.JPG</w:t>
+      </w:r>
+      <w:r>
+        <w:rPr>
+          <w:rFonts w:ascii="Times New Roman" w:hAnsi="Times New Roman"/>
+        </w:rPr>
+        <w:t>]\n\n##</w:t>
+      </w:r>
+      <w:r>
+        <w:rPr>
+          <w:rStyle w:val="Strong"/>
+          <w:rFonts w:ascii="Times New Roman" w:hAnsi="Times New Roman"/>
+        </w:rPr>
+        <w:t>Day 5:</w:t>
+      </w:r>
+      <w:r>
+        <w:rPr>
+          <w:rStyle w:val="Strong"/>
+          <w:rFonts w:ascii="Times New Roman" w:hAnsi="Times New Roman"/>
+        </w:rPr>
+        <w:t>##</w:t>
+      </w:r>
+      <w:r>
+        <w:rPr>
+          <w:rFonts w:ascii="Times New Roman" w:hAnsi="Times New Roman"/>
+        </w:rPr>
+        <w:t xml:space="preserve"> With the Kavad procession in full swing, we decided not to take any chances and left GHG early to catch our 1:30 PM train from Haridwar. Normally, the drive takes about 45 minutes. That day, thanks to the procession and the resulting traffic, it took nearly </w:t>
+      </w:r>
+      <w:r>
+        <w:rPr>
+          <w:rFonts w:ascii="Times New Roman" w:hAnsi="Times New Roman"/>
+        </w:rPr>
+        <w:t>##</w:t>
+      </w:r>
+      <w:r>
+        <w:rPr>
+          <w:rStyle w:val="Strong"/>
+          <w:rFonts w:ascii="Times New Roman" w:hAnsi="Times New Roman"/>
+        </w:rPr>
+        <w:t>two hours</w:t>
+      </w:r>
+      <w:r>
+        <w:rPr>
+          <w:rStyle w:val="Strong"/>
+          <w:rFonts w:ascii="Times New Roman" w:hAnsi="Times New Roman"/>
+        </w:rPr>
+        <w:t>##</w:t>
+      </w:r>
+      <w:r>
+        <w:rPr>
+          <w:rFonts w:ascii="Times New Roman" w:hAnsi="Times New Roman"/>
+        </w:rPr>
+        <w:t>.</w:t>
+      </w:r>
+      <w:r>
+        <w:rPr>
+          <w:rFonts w:ascii="Times New Roman" w:hAnsi="Times New Roman"/>
+        </w:rPr>
+        <w:t>\n\n[photo:</w:t>
+      </w:r>
+      <w:r>
+        <w:rPr>
+          <w:rFonts w:ascii="Times New Roman" w:hAnsi="Times New Roman"/>
+        </w:rPr>
+        <w:t>2026-0801-VOF_D750_NCM_5926.JPG</w:t>
+      </w:r>
+      <w:r>
+        <w:rPr>
+          <w:rFonts w:ascii="Times New Roman" w:hAnsi="Times New Roman"/>
+        </w:rPr>
+        <w:t>]\n\n</w:t>
+      </w:r>
+      <w:r>
+        <w:rPr>
+          <w:rFonts w:ascii="Times New Roman" w:hAnsi="Times New Roman"/>
+        </w:rPr>
+        <w:t>Clearly, the mountains had one last little test for us before letting us head home!</w:t>
+      </w:r>
+      <w:r>
+        <w:rPr>
+          <w:rFonts w:eastAsia="Songti SC" w:cs="Arial Unicode MS" w:ascii="Times New Roman" w:hAnsi="Times New Roman"/>
+          <w:color w:val="auto"/>
+          <w:kern w:val="2"/>
+          <w:sz w:val="24"/>
+          <w:szCs w:val="24"/>
+          <w:lang w:val="en-GB" w:eastAsia="zh-CN" w:bidi="hi-IN"/>
+        </w:rPr>
+        <w:t xml:space="preserve"> On reaching home, I thanked the Almighty for giving me the strength to finally fulfil a promise I had made to my wife 18 years ago!</w:t>
+      </w:r>
+    </w:p>
+    <w:p>
+      <w:pPr>
+        <w:pStyle w:val="Normal"/>
+        <w:bidi w:val="0"/>
+        <w:spacing w:lineRule="auto" w:line="240" w:before="0" w:after="0"/>
+        <w:jc w:val="left"/>
+        <w:rPr>
+          <w:rFonts w:ascii="Times New Roman" w:hAnsi="Times New Roman"/>
+          <w:b/>
+          <w:bCs/>
+          <w:sz w:val="24"/>
+          <w:szCs w:val="24"/>
+        </w:rPr>
+      </w:pPr>
+      <w:r>
+        <w:rPr>
+          <w:rFonts w:ascii="Times New Roman" w:hAnsi="Times New Roman"/>
+        </w:rPr>
+      </w:r>
+    </w:p>
+    <w:p>
+      <w:pPr>
+        <w:pStyle w:val="BodyText"/>
+        <w:bidi w:val="0"/>
+        <w:spacing w:lineRule="auto" w:line="240" w:before="0" w:after="0"/>
+        <w:jc w:val="left"/>
+        <w:rPr>
+          <w:rFonts w:ascii="Times New Roman" w:hAnsi="Times New Roman"/>
+          <w:b w:val="false"/>
+          <w:bCs w:val="false"/>
+          <w:sz w:val="24"/>
+          <w:szCs w:val="24"/>
+        </w:rPr>
+      </w:pPr>
+      <w:r>
+        <w:rPr>
+          <w:rFonts w:ascii="Times New Roman" w:hAnsi="Times New Roman"/>
+          <w:b w:val="false"/>
+          <w:bCs w:val="false"/>
+          <w:sz w:val="24"/>
+          <w:szCs w:val="24"/>
+        </w:rPr>
       </w:r>
       <w:r>
         <w:br w:type="page"/>
+      </w:r>
+    </w:p>
+    <w:p>
+      <w:pPr>
+        <w:pStyle w:val="Normal"/>
+        <w:bidi w:val="0"/>
+        <w:spacing w:lineRule="auto" w:line="240" w:before="0" w:after="0"/>
+        <w:jc w:val="left"/>
+        <w:rPr>
+          <w:rFonts w:ascii="Google Sans Text;sans-serif" w:hAnsi="Google Sans Text;sans-serif"/>
+          <w:b w:val="false"/>
+          <w:bCs w:val="false"/>
+          <w:color w:val="1F1F1F"/>
+          <w:sz w:val="24"/>
+          <w:szCs w:val="24"/>
+        </w:rPr>
+      </w:pPr>
+      <w:r>
+        <w:rPr>
+          <w:rFonts w:ascii="Google Sans Text;sans-serif" w:hAnsi="Google Sans Text;sans-serif"/>
+          <w:b w:val="false"/>
+          <w:bCs w:val="false"/>
+          <w:color w:val="1F1F1F"/>
+          <w:sz w:val="24"/>
+          <w:szCs w:val="24"/>
+        </w:rPr>
+        <w:t>Day 1 of the Trek - Govindghat to Ganghria: Way back in 2018, I had trekked the entire 13 km route from Govindghat to Ganghria. Thanks to development, a paved motorable road has been added for the first 4 km from Govindghat to Pulna. However, the trek from Pulna to Ganghria has increased from 9 km to 11 km. While the route is paved with flat stones in some places, most of the trekking involves walking over uneven stones, which is a big challenge and risk. Adding to the misery, one faces the risk of mules getting pushed to the sides if one is not mindful of the parading mules. The staunch odor from the mule shit and urine is too much even for a sense-deprived person! No amount of perfume will be good enough to escape this torture, especially during the monsoon. En route, we came across a confusing situation as the route split into two directions at Byundhar village with no signs! Though both routes ultimately merge in 800 meters, the new route has a suspension bridge constructed at an elevated level offering a panoramic view of the river flowing underneath. To add to the confusion, most of the milestones indicating the distance covered or left to be covered have been erased. I hope the authorities take notice of this and ensure that adequate signs are posted. Compared to last time, thankfully, restrooms have been made en route. While some of them are not in a usable condition, there are a few pay-and-use toilets which are clean. While the trek to Vasudhara Falls the previous day had ensured our legs were tuned to the upcoming trek and had also added to the excitement, the Ganghria trek turned out to be challenging and difficult. The GMVN signboard showing only 200 meters ended up being close to 1 km. Our desperation to reach Ganghria was clearly visible in our eyes looking for the helipad located at the entry point of Ganghria. It was such a relief to finally reach our destination with our legs begging us for some rest! The best moment was when a young couple (30 years old) viewed us as their motivation to complete this trek. We earned our honors!</w:t>
+      </w:r>
+    </w:p>
+    <w:p>
+      <w:pPr>
+        <w:sectPr>
+          <w:type w:val="nextPage"/>
+          <w:pgSz w:w="11906" w:h="16838"/>
+          <w:pgMar w:left="1134" w:right="1134" w:gutter="0" w:header="0" w:top="1134" w:footer="0" w:bottom="586"/>
+          <w:pgNumType w:fmt="decimal"/>
+          <w:formProt w:val="false"/>
+          <w:textDirection w:val="lrTb"/>
+          <w:docGrid w:type="default" w:linePitch="100" w:charSpace="0"/>
+        </w:sectPr>
+      </w:pPr>
+    </w:p>
+    <w:p>
+      <w:pPr>
+        <w:pStyle w:val="Normal"/>
+        <w:rPr/>
+      </w:pPr>
+      <w:r>
+        <w:rPr/>
+      </w:r>
+    </w:p>
+    <w:p>
+      <w:pPr>
+        <w:pStyle w:val="Normal"/>
+        <w:widowControl/>
+        <w:spacing w:lineRule="auto" w:line="274" w:before="0" w:after="0"/>
+        <w:ind w:hanging="0" w:left="0" w:right="0"/>
+        <w:rPr>
+          <w:rFonts w:ascii="Google Sans Text;sans-serif" w:hAnsi="Google Sans Text;sans-serif"/>
+          <w:color w:val="1F1F1F"/>
+        </w:rPr>
+      </w:pPr>
+      <w:r>
+        <w:rPr>
+          <w:rFonts w:ascii="Google Sans Text;sans-serif" w:hAnsi="Google Sans Text;sans-serif"/>
+          <w:color w:val="1F1F1F"/>
+        </w:rPr>
+        <w:t>Accommodation at Ganghria: Because of a bad experience with accommodation last time, this time we went through a tour operator to ensure that we did not face such a problem. Ganghria being the base for our treks to both VOF and Hemkund, we did not want to take a chance this time. The Gurudwara at Ganghria has expanded so much and was busy catering to the Sikh pilgrims who were coming in loads to visit Hemkunt, located at a 14,000-feet altitude. My research confirmed that there are no upscale hotels to stay in. The few well-known places are packed with a continuous flow of trekkers and visitors. We settled in at The Kuber Annexe. The rooms were very compact with an attached bath and a somewhat moist bed. As learned from customer reviews, the lodge was noisy most of the time with arriving and departing tourists. I am sure every other place will be no different. And don’t be fooled if you see a Holiday Inn on Google Maps—the only coincidence is the name!</w:t>
+      </w:r>
+    </w:p>
+    <w:p>
+      <w:pPr>
+        <w:pStyle w:val="Normal"/>
+        <w:rPr/>
+      </w:pPr>
+      <w:r>
+        <w:rPr/>
+      </w:r>
+    </w:p>
+    <w:p>
+      <w:pPr>
+        <w:pStyle w:val="Normal"/>
+        <w:widowControl/>
+        <w:spacing w:lineRule="auto" w:line="274" w:before="0" w:after="0"/>
+        <w:ind w:hanging="0" w:left="0" w:right="0"/>
+        <w:rPr>
+          <w:rFonts w:ascii="Google Sans Text;sans-serif" w:hAnsi="Google Sans Text;sans-serif"/>
+          <w:color w:val="1F1F1F"/>
+        </w:rPr>
+      </w:pPr>
+      <w:r>
+        <w:rPr>
+          <w:rFonts w:ascii="Google Sans Text;sans-serif" w:hAnsi="Google Sans Text;sans-serif"/>
+          <w:color w:val="1F1F1F"/>
+        </w:rPr>
+        <w:t>Entry to Valley of Flowers (VOF): Many reviews about the entry gate seemed to be accurate. Depending on luck, one might see a long queue, which happened to be our case. The lodge staff can sometimes help in entering faster. Ideally, one should enter the gate by 7:00 AM. The old route has apparently been washed away due to weather conditions. The entire new route has the benefit of the shade of trees that have grown over two decades. The new trekking route is very steep and challenging, with the stoned pathways posing great difficulty. The pathway is scarcely 3 feet wide, and young trekkers rushing to reach the Instagram site are completely oblivious to elderly and slow trekkers like us. We were focusing on navigating the stones because one slip might end up in a fracture of our ankles. Carrying a trekking pole (actually a pair) was a great boon. It easily allows one to transfer one’s weight onto the poles and not on the knees.</w:t>
+      </w:r>
+    </w:p>
+    <w:p>
+      <w:pPr>
+        <w:pStyle w:val="Normal"/>
+        <w:rPr/>
+      </w:pPr>
+      <w:r>
+        <w:rPr/>
+      </w:r>
+    </w:p>
+    <w:p>
+      <w:pPr>
+        <w:pStyle w:val="Normal"/>
+        <w:widowControl/>
+        <w:spacing w:lineRule="auto" w:line="274" w:before="0" w:after="0"/>
+        <w:ind w:hanging="0" w:left="0" w:right="0"/>
+        <w:rPr>
+          <w:rFonts w:ascii="Google Sans Text;sans-serif" w:hAnsi="Google Sans Text;sans-serif"/>
+          <w:color w:val="1F1F1F"/>
+        </w:rPr>
+      </w:pPr>
+      <w:r>
+        <w:rPr>
+          <w:rFonts w:ascii="Google Sans Text;sans-serif" w:hAnsi="Google Sans Text;sans-serif"/>
+          <w:color w:val="1F1F1F"/>
+        </w:rPr>
+        <w:t xml:space="preserve">VOF: British mountaineer Frank Smythe and camp members lost their way after scaling Mount Kamet and walked into the blooming basin in 1931. Smythe returned and spent months cataloging flora, later writing the definitive book </w:t>
+      </w:r>
+      <w:r>
+        <w:rPr>
+          <w:rFonts w:ascii="Google Sans Text;sans-serif" w:hAnsi="Google Sans Text;sans-serif"/>
+          <w:i/>
+          <w:color w:val="1F1F1F"/>
+        </w:rPr>
+        <w:t>The Valley of Flowers</w:t>
+      </w:r>
+      <w:r>
+        <w:rPr>
+          <w:rFonts w:ascii="Google Sans Text;sans-serif" w:hAnsi="Google Sans Text;sans-serif"/>
+          <w:color w:val="1F1F1F"/>
+        </w:rPr>
+        <w:t xml:space="preserve"> in 1937. British botanist Joan Margaret Legge died gathering specimens on the slopes in 1939; her memorial marker remains a historic site. In 1989, the valley was integrated into the broader Nanda Devi Biosphere Reserve, and in 2005 it was designated a UNESCO World Heritage Site for its unique high-altitude ecosystem and biodiversity. The valley is about 8 km long and 2 km wide. The 4 km trek from Ganghria to the entry point of the valley took about 3.5 hours and made us feel we were trekking for weeks! En route, there were a few streams to cross, making the trek interesting. Those with strong legs and the age to back it up would have done it in 3 hours. Being a UNESCO heritage site, the valley is well-preserved. Thankfully, no mules are allowed on this trek. The scene looked exactly the same as it did in 2008. With my newly procured Raynox Clip-On Macro Lens, I was all determined to try it out to get the best of each flower, tiny to big. Of course, there was this nagging thought in the back of my mind hoping that my efforts would not fail me. Unlike my previous visit, I was so happy to trek the entire valley up to the memorial of Margaret Legge. With the showers starting, we began our descent to Ganghria. Do visit my website Collections under “Flora and Fauna” for several close-ups. Greatly appreciate your feedback.</w:t>
+      </w:r>
+    </w:p>
+    <w:p>
+      <w:pPr>
+        <w:pStyle w:val="Normal"/>
+        <w:rPr/>
+      </w:pPr>
+      <w:r>
+        <w:rPr/>
+      </w:r>
+    </w:p>
+    <w:p>
+      <w:pPr>
+        <w:pStyle w:val="Normal"/>
+        <w:widowControl/>
+        <w:spacing w:lineRule="auto" w:line="274" w:before="0" w:after="0"/>
+        <w:ind w:hanging="0" w:left="0" w:right="0"/>
+        <w:rPr>
+          <w:rFonts w:ascii="Google Sans Text;sans-serif" w:hAnsi="Google Sans Text;sans-serif"/>
+          <w:color w:val="1F1F1F"/>
+        </w:rPr>
+      </w:pPr>
+      <w:r>
+        <w:rPr>
+          <w:rFonts w:ascii="Google Sans Text;sans-serif" w:hAnsi="Google Sans Text;sans-serif"/>
+          <w:color w:val="1F1F1F"/>
+        </w:rPr>
+        <w:t>Day 2 at Ganghria: Given that we had already been to Hemkund, we decided to skip our trek to the Gurudwara located at a 14,000 ft altitude and decided to reminisce about our heart-filled VOF trek. For the first time, our friends accomplished their visit to Hemkund and they were delighted with their adventure for the third consecutive day.</w:t>
+      </w:r>
+    </w:p>
+    <w:p>
+      <w:pPr>
+        <w:pStyle w:val="Normal"/>
+        <w:rPr/>
+      </w:pPr>
+      <w:r>
+        <w:rPr/>
+      </w:r>
+    </w:p>
+    <w:p>
+      <w:pPr>
+        <w:pStyle w:val="Normal"/>
+        <w:widowControl/>
+        <w:spacing w:lineRule="auto" w:line="274" w:before="0" w:after="0"/>
+        <w:ind w:hanging="0" w:left="0" w:right="0"/>
+        <w:rPr>
+          <w:rFonts w:ascii="Google Sans Text;sans-serif" w:hAnsi="Google Sans Text;sans-serif"/>
+          <w:color w:val="1F1F1F"/>
+        </w:rPr>
+      </w:pPr>
+      <w:r>
+        <w:rPr>
+          <w:rFonts w:ascii="Google Sans Text;sans-serif" w:hAnsi="Google Sans Text;sans-serif"/>
+          <w:color w:val="1F1F1F"/>
+        </w:rPr>
+        <w:t>Day 3: Ganghria to Govindghat: Donning our ponchos, we left Ganghria and proceeded towards Govindghat and further down to Pipalkoti for our overnight stay.</w:t>
+      </w:r>
+    </w:p>
+    <w:p>
+      <w:pPr>
+        <w:pStyle w:val="Normal"/>
+        <w:rPr/>
+      </w:pPr>
+      <w:r>
+        <w:rPr/>
+      </w:r>
+    </w:p>
+    <w:p>
+      <w:pPr>
+        <w:pStyle w:val="Normal"/>
+        <w:widowControl/>
+        <w:spacing w:lineRule="auto" w:line="274" w:before="0" w:after="0"/>
+        <w:ind w:hanging="0" w:left="0" w:right="0"/>
+        <w:rPr>
+          <w:rFonts w:ascii="Google Sans Text;sans-serif" w:hAnsi="Google Sans Text;sans-serif"/>
+          <w:color w:val="1F1F1F"/>
+        </w:rPr>
+      </w:pPr>
+      <w:r>
+        <w:rPr>
+          <w:rFonts w:ascii="Google Sans Text;sans-serif" w:hAnsi="Google Sans Text;sans-serif"/>
+          <w:color w:val="1F1F1F"/>
+        </w:rPr>
+        <w:t>Day 4: Rishikesh – Glass House on the Ganges, a Neemrana property: We wanted to treat ourselves to one of our best stays and were absolutely delighted with our choice of resort. GHG is a place worth visiting and staying at. Though our private sand beach was almost covered by the gushing Ganges, we still ended up trekking up to the bank of the river and soaking ourselves in the beauty of the Ganges. As the evening sun started setting, the clouds settled down like a white blanket covering the mighty Ganges. What a treat to the eyes!</w:t>
+      </w:r>
+    </w:p>
+    <w:p>
+      <w:pPr>
+        <w:pStyle w:val="Normal"/>
+        <w:rPr/>
+      </w:pPr>
+      <w:r>
+        <w:rPr/>
+      </w:r>
+    </w:p>
+    <w:p>
+      <w:pPr>
+        <w:pStyle w:val="Normal"/>
+        <w:widowControl/>
+        <w:spacing w:lineRule="auto" w:line="274" w:before="0" w:after="0"/>
+        <w:ind w:hanging="0" w:left="0" w:right="0"/>
+        <w:rPr>
+          <w:rFonts w:ascii="Google Sans Text;sans-serif" w:hAnsi="Google Sans Text;sans-serif"/>
+          <w:color w:val="1F1F1F"/>
+        </w:rPr>
+      </w:pPr>
+      <w:r>
+        <w:rPr>
+          <w:rFonts w:ascii="Google Sans Text;sans-serif" w:hAnsi="Google Sans Text;sans-serif"/>
+          <w:color w:val="1F1F1F"/>
+        </w:rPr>
+        <w:t>Day 5: Rishikesh – Haridwar – New Delhi: With the threat of the Kavad procession looming in our minds, we left GHG early so that we could reach the Haridwar railway station before time to board our train at 1:30 PM. A typical 45-minute drive from Rishikesh to Haridwar took two hours. Not bad, considering the number of Kavads that we got to witness en route.</w:t>
+      </w:r>
+    </w:p>
+    <w:p>
+      <w:pPr>
+        <w:sectPr>
+          <w:type w:val="continuous"/>
+          <w:pgSz w:w="11906" w:h="16838"/>
+          <w:pgMar w:left="1134" w:right="1134" w:gutter="0" w:header="0" w:top="1134" w:footer="0" w:bottom="586"/>
+          <w:formProt w:val="false"/>
+          <w:textDirection w:val="lrTb"/>
+          <w:docGrid w:type="default" w:linePitch="100" w:charSpace="0"/>
+        </w:sectPr>
+      </w:pPr>
+    </w:p>
+    <w:p>
+      <w:pPr>
+        <w:pStyle w:val="BodyText"/>
+        <w:bidi w:val="0"/>
+        <w:spacing w:lineRule="auto" w:line="240" w:before="0" w:after="0"/>
+        <w:jc w:val="left"/>
+        <w:rPr>
+          <w:rFonts w:ascii="Times New Roman" w:hAnsi="Times New Roman"/>
+          <w:b w:val="false"/>
+          <w:bCs w:val="false"/>
+          <w:sz w:val="24"/>
+          <w:szCs w:val="24"/>
+        </w:rPr>
+      </w:pPr>
+      <w:r>
+        <w:rPr>
+          <w:rFonts w:ascii="Times New Roman" w:hAnsi="Times New Roman"/>
+          <w:b w:val="false"/>
+          <w:bCs w:val="false"/>
+          <w:sz w:val="24"/>
+          <w:szCs w:val="24"/>
+        </w:rPr>
+      </w:r>
+      <w:r>
+        <w:br w:type="page"/>
+      </w:r>
+    </w:p>
+    <w:p>
+      <w:pPr>
+        <w:pStyle w:val="BodyText"/>
+        <w:bidi w:val="0"/>
+        <w:spacing w:lineRule="auto" w:line="240" w:before="0" w:after="0"/>
+        <w:jc w:val="left"/>
+        <w:rPr>
+          <w:rFonts w:ascii="Times New Roman" w:hAnsi="Times New Roman"/>
+          <w:b w:val="false"/>
+          <w:bCs w:val="false"/>
+          <w:sz w:val="24"/>
+          <w:szCs w:val="24"/>
+        </w:rPr>
+      </w:pPr>
+      <w:r>
+        <w:rPr>
+          <w:rFonts w:ascii="Times New Roman" w:hAnsi="Times New Roman"/>
+          <w:b w:val="false"/>
+          <w:bCs w:val="false"/>
+          <w:sz w:val="24"/>
+          <w:szCs w:val="24"/>
+        </w:rPr>
+      </w:r>
+    </w:p>
+    <w:p>
+      <w:pPr>
+        <w:pStyle w:val="Normal"/>
+        <w:bidi w:val="0"/>
+        <w:spacing w:lineRule="auto" w:line="240" w:before="0" w:after="0"/>
+        <w:jc w:val="left"/>
+        <w:rPr>
+          <w:rFonts w:ascii="Times New Roman" w:hAnsi="Times New Roman"/>
+          <w:b/>
+          <w:bCs/>
+          <w:sz w:val="24"/>
+          <w:szCs w:val="24"/>
+        </w:rPr>
+      </w:pPr>
+      <w:r>
+        <w:rPr>
+          <w:rFonts w:ascii="Times New Roman" w:hAnsi="Times New Roman"/>
+          <w:b/>
+          <w:bCs/>
+          <w:sz w:val="24"/>
+          <w:szCs w:val="24"/>
+        </w:rPr>
       </w:r>
     </w:p>
     <w:p>
@@ -4819,7 +5651,7 @@
       </w:r>
     </w:p>
     <w:sectPr>
-      <w:type w:val="nextPage"/>
+      <w:type w:val="continuous"/>
       <w:pgSz w:w="11906" w:h="16838"/>
       <w:pgMar w:left="1134" w:right="1134" w:gutter="0" w:header="0" w:top="1134" w:footer="0" w:bottom="586"/>
       <w:pgNumType w:fmt="decimal"/>
@@ -5137,6 +5969,7 @@
     <w:lvl w:ilvl="2">
       <w:start w:val="1"/>
       <w:numFmt w:val="none"/>
+      <w:pStyle w:val="Heading3"/>
       <w:suff w:val="nothing"/>
       <w:lvlText w:val=""/>
       <w:lvlJc w:val="left"/>
@@ -5292,6 +6125,23 @@
       <w:szCs w:val="36"/>
     </w:rPr>
   </w:style>
+  <w:style w:type="paragraph" w:styleId="Heading3">
+    <w:name w:val="heading 3"/>
+    <w:basedOn w:val="Heading"/>
+    <w:next w:val="BodyText"/>
+    <w:qFormat/>
+    <w:pPr>
+      <w:spacing w:before="140" w:after="120"/>
+      <w:outlineLvl w:val="2"/>
+    </w:pPr>
+    <w:rPr>
+      <w:rFonts w:ascii="Liberation Serif" w:hAnsi="Liberation Serif" w:eastAsia="Songti SC" w:cs="Arial Unicode MS"/>
+      <w:b/>
+      <w:bCs/>
+      <w:sz w:val="28"/>
+      <w:szCs w:val="28"/>
+    </w:rPr>
+  </w:style>
   <w:style w:type="character" w:styleId="Strong">
     <w:name w:val="Strong"/>
     <w:qFormat/>
@@ -5326,6 +6176,13 @@
     <w:name w:val="Numbering Symbols"/>
     <w:qFormat/>
     <w:rPr/>
+  </w:style>
+  <w:style w:type="character" w:styleId="Bulletsuser">
+    <w:name w:val="Bullets (user)"/>
+    <w:qFormat/>
+    <w:rPr>
+      <w:rFonts w:ascii="OpenSymbol" w:hAnsi="OpenSymbol" w:eastAsia="OpenSymbol" w:cs="OpenSymbol"/>
+    </w:rPr>
   </w:style>
   <w:style w:type="character" w:styleId="Bullets">
     <w:name w:val="Bullets"/>
